--- a/TheorynCoding/Study Material/Java Overall/Java Overall/Quick Java/oza sir/Study This/study material/Interview Question/Collection/Internal Working/PriorityQueue 11.docx
+++ b/TheorynCoding/Study Material/Java Overall/Java Overall/Quick Java/oza sir/Study This/study material/Interview Question/Collection/Internal Working/PriorityQueue 11.docx
@@ -16680,6 +16680,9 @@
     </w:p>
     <w:p>
       <w:pPr>
+        <w:tabs>
+          <w:tab w:val="left" w:pos="3428"/>
+        </w:tabs>
         <w:spacing w:before="100" w:beforeAutospacing="1" w:after="100" w:afterAutospacing="1" w:line="240" w:lineRule="auto"/>
         <w:rPr>
           <w:rFonts w:ascii="Times New Roman" w:eastAsia="Times New Roman" w:hAnsi="Times New Roman" w:cs="Times New Roman"/>
@@ -16697,16 +16700,3861 @@
         </w:rPr>
         <w:t>That is the complete heap flow.</w:t>
       </w:r>
-    </w:p>
-    <w:p>
-      <w:pPr>
-        <w:rPr>
-          <w:sz w:val="20"/>
-          <w:szCs w:val="20"/>
+      <w:r>
+        <w:rPr>
+          <w:rFonts w:ascii="Times New Roman" w:eastAsia="Times New Roman" w:hAnsi="Times New Roman" w:cs="Times New Roman"/>
+          <w:sz w:val="24"/>
+          <w:szCs w:val="24"/>
+          <w:lang w:eastAsia="en-IN"/>
+        </w:rPr>
+        <w:tab/>
+      </w:r>
+    </w:p>
+    <w:p>
+      <w:pPr>
+        <w:tabs>
+          <w:tab w:val="left" w:pos="3428"/>
+        </w:tabs>
+        <w:spacing w:before="100" w:beforeAutospacing="1" w:after="100" w:afterAutospacing="1" w:line="240" w:lineRule="auto"/>
+        <w:rPr>
+          <w:rFonts w:ascii="Times New Roman" w:eastAsia="Times New Roman" w:hAnsi="Times New Roman" w:cs="Times New Roman"/>
+          <w:sz w:val="24"/>
+          <w:szCs w:val="24"/>
+          <w:lang w:eastAsia="en-IN"/>
+        </w:rPr>
+      </w:pPr>
+    </w:p>
+    <w:p>
+      <w:pPr>
+        <w:tabs>
+          <w:tab w:val="left" w:pos="3428"/>
+        </w:tabs>
+        <w:spacing w:before="100" w:beforeAutospacing="1" w:after="100" w:afterAutospacing="1" w:line="240" w:lineRule="auto"/>
+        <w:rPr>
+          <w:rFonts w:ascii="Times New Roman" w:eastAsia="Times New Roman" w:hAnsi="Times New Roman" w:cs="Times New Roman"/>
+          <w:sz w:val="24"/>
+          <w:szCs w:val="24"/>
+          <w:lang w:eastAsia="en-IN"/>
+        </w:rPr>
+      </w:pPr>
+      <w:r>
+        <w:rPr>
+          <w:rFonts w:ascii="Times New Roman" w:eastAsia="Times New Roman" w:hAnsi="Times New Roman" w:cs="Times New Roman"/>
+          <w:sz w:val="24"/>
+          <w:szCs w:val="24"/>
+          <w:highlight w:val="yellow"/>
+          <w:lang w:eastAsia="en-IN"/>
+        </w:rPr>
+        <w:t>Study this</w:t>
+      </w:r>
+      <w:r>
+        <w:rPr>
+          <w:rFonts w:ascii="Times New Roman" w:eastAsia="Times New Roman" w:hAnsi="Times New Roman" w:cs="Times New Roman"/>
+          <w:sz w:val="24"/>
+          <w:szCs w:val="24"/>
+          <w:lang w:eastAsia="en-IN"/>
+        </w:rPr>
+        <w:t xml:space="preserve"> compare</w:t>
+      </w:r>
+    </w:p>
+    <w:p>
+      <w:pPr>
+        <w:tabs>
+          <w:tab w:val="left" w:pos="3428"/>
+        </w:tabs>
+        <w:spacing w:before="100" w:beforeAutospacing="1" w:after="100" w:afterAutospacing="1" w:line="240" w:lineRule="auto"/>
+        <w:rPr>
+          <w:rFonts w:ascii="Times New Roman" w:eastAsia="Times New Roman" w:hAnsi="Times New Roman" w:cs="Times New Roman"/>
+          <w:sz w:val="24"/>
+          <w:szCs w:val="24"/>
+          <w:lang w:eastAsia="en-IN"/>
+        </w:rPr>
+      </w:pPr>
+    </w:p>
+    <w:p>
+      <w:pPr>
+        <w:pStyle w:val="NormalWeb"/>
+      </w:pPr>
+      <w:r>
+        <w:lastRenderedPageBreak/>
+        <w:t xml:space="preserve">Excellent question. The </w:t>
+      </w:r>
+      <w:r>
+        <w:rPr>
+          <w:rStyle w:val="Strong"/>
+        </w:rPr>
+        <w:t>only difference</w:t>
+      </w:r>
+      <w:r>
+        <w:t xml:space="preserve"> between </w:t>
+      </w:r>
+      <w:r>
+        <w:rPr>
+          <w:rStyle w:val="Strong"/>
+        </w:rPr>
+        <w:t>Natural Ordering</w:t>
+      </w:r>
+      <w:r>
+        <w:t xml:space="preserve"> and </w:t>
+      </w:r>
+      <w:r>
+        <w:rPr>
+          <w:rStyle w:val="Strong"/>
+        </w:rPr>
+        <w:t>Comparator</w:t>
+      </w:r>
+      <w:r>
+        <w:t xml:space="preserve"> is </w:t>
+      </w:r>
+      <w:r>
+        <w:rPr>
+          <w:rStyle w:val="Strong"/>
+        </w:rPr>
+        <w:t>how two elements are compared</w:t>
+      </w:r>
+      <w:r>
+        <w:t>. The heap operations (</w:t>
+      </w:r>
+      <w:r>
+        <w:rPr>
+          <w:rStyle w:val="Strong"/>
+        </w:rPr>
+        <w:t>Heapify Up</w:t>
+      </w:r>
+      <w:r>
+        <w:t xml:space="preserve"> and </w:t>
+      </w:r>
+      <w:r>
+        <w:rPr>
+          <w:rStyle w:val="Strong"/>
+        </w:rPr>
+        <w:t>Heapify Down</w:t>
+      </w:r>
+      <w:r>
+        <w:t>) remain exactly the same.</w:t>
+      </w:r>
+    </w:p>
+    <w:p>
+      <w:r>
+        <w:pict>
+          <v:rect id="_x0000_i1062" style="width:0;height:1.5pt" o:hralign="center" o:hrstd="t" o:hr="t" fillcolor="#a0a0a0" stroked="f"/>
+        </w:pict>
+      </w:r>
+    </w:p>
+    <w:p>
+      <w:pPr>
+        <w:pStyle w:val="Heading1"/>
+      </w:pPr>
+      <w:r>
+        <w:t>PriorityQueue Internal Working</w:t>
+      </w:r>
+    </w:p>
+    <w:p>
+      <w:pPr>
+        <w:pStyle w:val="HTMLPreformatted"/>
+        <w:rPr>
+          <w:rStyle w:val="HTMLCode"/>
+        </w:rPr>
+      </w:pPr>
+      <w:r>
+        <w:rPr>
+          <w:rStyle w:val="HTMLCode"/>
+        </w:rPr>
+        <w:t>PriorityQueue</w:t>
+      </w:r>
+    </w:p>
+    <w:p>
+      <w:pPr>
+        <w:pStyle w:val="HTMLPreformatted"/>
+        <w:rPr>
+          <w:rStyle w:val="HTMLCode"/>
+        </w:rPr>
+      </w:pPr>
+    </w:p>
+    <w:p>
+      <w:pPr>
+        <w:pStyle w:val="HTMLPreformatted"/>
+        <w:rPr>
+          <w:rStyle w:val="HTMLCode"/>
+        </w:rPr>
+      </w:pPr>
+      <w:r>
+        <w:rPr>
+          <w:rStyle w:val="HTMLCode"/>
+        </w:rPr>
+        <w:t>↓</w:t>
+      </w:r>
+    </w:p>
+    <w:p>
+      <w:pPr>
+        <w:pStyle w:val="HTMLPreformatted"/>
+        <w:rPr>
+          <w:rStyle w:val="HTMLCode"/>
+        </w:rPr>
+      </w:pPr>
+    </w:p>
+    <w:p>
+      <w:pPr>
+        <w:pStyle w:val="HTMLPreformatted"/>
+        <w:rPr>
+          <w:rStyle w:val="HTMLCode"/>
+        </w:rPr>
+      </w:pPr>
+      <w:r>
+        <w:rPr>
+          <w:rStyle w:val="HTMLCode"/>
+        </w:rPr>
+        <w:t>Binary Heap (Min Heap by default)</w:t>
+      </w:r>
+    </w:p>
+    <w:p>
+      <w:pPr>
+        <w:pStyle w:val="HTMLPreformatted"/>
+        <w:rPr>
+          <w:rStyle w:val="HTMLCode"/>
+        </w:rPr>
+      </w:pPr>
+    </w:p>
+    <w:p>
+      <w:pPr>
+        <w:pStyle w:val="HTMLPreformatted"/>
+        <w:rPr>
+          <w:rStyle w:val="HTMLCode"/>
+        </w:rPr>
+      </w:pPr>
+      <w:r>
+        <w:rPr>
+          <w:rStyle w:val="HTMLCode"/>
+        </w:rPr>
+        <w:t>↓</w:t>
+      </w:r>
+    </w:p>
+    <w:p>
+      <w:pPr>
+        <w:pStyle w:val="HTMLPreformatted"/>
+        <w:rPr>
+          <w:rStyle w:val="HTMLCode"/>
+        </w:rPr>
+      </w:pPr>
+    </w:p>
+    <w:p>
+      <w:pPr>
+        <w:pStyle w:val="HTMLPreformatted"/>
+        <w:rPr>
+          <w:rStyle w:val="HTMLCode"/>
+        </w:rPr>
+      </w:pPr>
+      <w:r>
+        <w:rPr>
+          <w:rStyle w:val="HTMLCode"/>
+        </w:rPr>
+        <w:t>Heapify Up (offer)</w:t>
+      </w:r>
+    </w:p>
+    <w:p>
+      <w:pPr>
+        <w:pStyle w:val="HTMLPreformatted"/>
+        <w:rPr>
+          <w:rStyle w:val="HTMLCode"/>
+        </w:rPr>
+      </w:pPr>
+    </w:p>
+    <w:p>
+      <w:pPr>
+        <w:pStyle w:val="HTMLPreformatted"/>
+        <w:rPr>
+          <w:rStyle w:val="HTMLCode"/>
+        </w:rPr>
+      </w:pPr>
+      <w:r>
+        <w:rPr>
+          <w:rStyle w:val="HTMLCode"/>
+        </w:rPr>
+        <w:t>Heapify Down (poll)</w:t>
+      </w:r>
+    </w:p>
+    <w:p>
+      <w:pPr>
+        <w:pStyle w:val="NormalWeb"/>
+      </w:pPr>
+      <w:r>
+        <w:t>The only thing that changes is the comparison method.</w:t>
+      </w:r>
+    </w:p>
+    <w:p>
+      <w:r>
+        <w:pict>
+          <v:rect id="_x0000_i1063" style="width:0;height:1.5pt" o:hralign="center" o:hrstd="t" o:hr="t" fillcolor="#a0a0a0" stroked="f"/>
+        </w:pict>
+      </w:r>
+    </w:p>
+    <w:p>
+      <w:pPr>
+        <w:pStyle w:val="Heading1"/>
+      </w:pPr>
+      <w:r>
+        <w:t>1. Natural Ordering (Default)</w:t>
+      </w:r>
+    </w:p>
+    <w:p>
+      <w:pPr>
+        <w:pStyle w:val="HTMLPreformatted"/>
+        <w:rPr>
+          <w:rStyle w:val="HTMLCode"/>
+        </w:rPr>
+      </w:pPr>
+      <w:r>
+        <w:rPr>
+          <w:rStyle w:val="HTMLCode"/>
+        </w:rPr>
+        <w:t>PriorityQueue&lt;Integer&gt; pq = new PriorityQueue&lt;&gt;();</w:t>
+      </w:r>
+    </w:p>
+    <w:p>
+      <w:pPr>
+        <w:pStyle w:val="NormalWeb"/>
+      </w:pPr>
+      <w:r>
+        <w:t>Internally Java compares like this:</w:t>
+      </w:r>
+    </w:p>
+    <w:p>
+      <w:pPr>
+        <w:pStyle w:val="HTMLPreformatted"/>
+        <w:rPr>
+          <w:rStyle w:val="HTMLCode"/>
+        </w:rPr>
+      </w:pPr>
+      <w:r>
+        <w:rPr>
+          <w:rStyle w:val="HTMLCode"/>
+        </w:rPr>
+        <w:t>element1.compareTo(element2)</w:t>
+      </w:r>
+    </w:p>
+    <w:p>
+      <w:pPr>
+        <w:pStyle w:val="NormalWeb"/>
+      </w:pPr>
+      <w:r>
+        <w:t>Smallest value = Highest Priority.</w:t>
+      </w:r>
+    </w:p>
+    <w:p>
+      <w:r>
+        <w:pict>
+          <v:rect id="_x0000_i1064" style="width:0;height:1.5pt" o:hralign="center" o:hrstd="t" o:hr="t" fillcolor="#a0a0a0" stroked="f"/>
+        </w:pict>
+      </w:r>
+    </w:p>
+    <w:p>
+      <w:pPr>
+        <w:pStyle w:val="Heading2"/>
+      </w:pPr>
+      <w:r>
+        <w:t>offer(30)</w:t>
+      </w:r>
+    </w:p>
+    <w:p>
+      <w:pPr>
+        <w:pStyle w:val="HTMLPreformatted"/>
+        <w:rPr>
+          <w:rStyle w:val="HTMLCode"/>
+        </w:rPr>
+      </w:pPr>
+      <w:r>
+        <w:rPr>
+          <w:rStyle w:val="HTMLCode"/>
+        </w:rPr>
+        <w:lastRenderedPageBreak/>
+        <w:t>30</w:t>
+      </w:r>
+    </w:p>
+    <w:p>
+      <w:r>
+        <w:pict>
+          <v:rect id="_x0000_i1065" style="width:0;height:1.5pt" o:hralign="center" o:hrstd="t" o:hr="t" fillcolor="#a0a0a0" stroked="f"/>
+        </w:pict>
+      </w:r>
+    </w:p>
+    <w:p>
+      <w:pPr>
+        <w:pStyle w:val="Heading2"/>
+      </w:pPr>
+      <w:r>
+        <w:t>offer(10)</w:t>
+      </w:r>
+    </w:p>
+    <w:p>
+      <w:pPr>
+        <w:pStyle w:val="NormalWeb"/>
+      </w:pPr>
+      <w:r>
+        <w:t>Insert</w:t>
+      </w:r>
+    </w:p>
+    <w:p>
+      <w:pPr>
+        <w:pStyle w:val="HTMLPreformatted"/>
+        <w:rPr>
+          <w:rStyle w:val="HTMLCode"/>
+        </w:rPr>
+      </w:pPr>
+      <w:r>
+        <w:rPr>
+          <w:rStyle w:val="HTMLCode"/>
+        </w:rPr>
+        <w:t>30</w:t>
+      </w:r>
+    </w:p>
+    <w:p>
+      <w:pPr>
+        <w:pStyle w:val="HTMLPreformatted"/>
+        <w:rPr>
+          <w:rStyle w:val="HTMLCode"/>
+        </w:rPr>
+      </w:pPr>
+      <w:r>
+        <w:rPr>
+          <w:rStyle w:val="HTMLCode"/>
+        </w:rPr>
+        <w:t>/</w:t>
+      </w:r>
+    </w:p>
+    <w:p>
+      <w:pPr>
+        <w:pStyle w:val="HTMLPreformatted"/>
+        <w:rPr>
+          <w:rStyle w:val="HTMLCode"/>
+        </w:rPr>
+      </w:pPr>
+      <w:r>
+        <w:rPr>
+          <w:rStyle w:val="HTMLCode"/>
+        </w:rPr>
+        <w:t>10</w:t>
+      </w:r>
+    </w:p>
+    <w:p>
+      <w:pPr>
+        <w:pStyle w:val="NormalWeb"/>
+      </w:pPr>
+      <w:r>
+        <w:t>Compare</w:t>
+      </w:r>
+    </w:p>
+    <w:p>
+      <w:pPr>
+        <w:pStyle w:val="HTMLPreformatted"/>
+        <w:rPr>
+          <w:rStyle w:val="HTMLCode"/>
+        </w:rPr>
+      </w:pPr>
+      <w:r>
+        <w:rPr>
+          <w:rStyle w:val="HTMLCode"/>
+        </w:rPr>
+        <w:t>10.compareTo(30)</w:t>
+      </w:r>
+    </w:p>
+    <w:p>
+      <w:pPr>
+        <w:pStyle w:val="HTMLPreformatted"/>
+        <w:rPr>
+          <w:rStyle w:val="HTMLCode"/>
+        </w:rPr>
+      </w:pPr>
+    </w:p>
+    <w:p>
+      <w:pPr>
+        <w:pStyle w:val="HTMLPreformatted"/>
+        <w:rPr>
+          <w:rStyle w:val="HTMLCode"/>
+        </w:rPr>
+      </w:pPr>
+      <w:r>
+        <w:rPr>
+          <w:rStyle w:val="HTMLCode"/>
+        </w:rPr>
+        <w:t>↓</w:t>
+      </w:r>
+    </w:p>
+    <w:p>
+      <w:pPr>
+        <w:pStyle w:val="HTMLPreformatted"/>
+        <w:rPr>
+          <w:rStyle w:val="HTMLCode"/>
+        </w:rPr>
+      </w:pPr>
+    </w:p>
+    <w:p>
+      <w:pPr>
+        <w:pStyle w:val="HTMLPreformatted"/>
+        <w:rPr>
+          <w:rStyle w:val="HTMLCode"/>
+        </w:rPr>
+      </w:pPr>
+      <w:r>
+        <w:rPr>
+          <w:rStyle w:val="HTMLCode"/>
+        </w:rPr>
+        <w:t>Negative</w:t>
+      </w:r>
+    </w:p>
+    <w:p>
+      <w:pPr>
+        <w:pStyle w:val="HTMLPreformatted"/>
+        <w:rPr>
+          <w:rStyle w:val="HTMLCode"/>
+        </w:rPr>
+      </w:pPr>
+    </w:p>
+    <w:p>
+      <w:pPr>
+        <w:pStyle w:val="HTMLPreformatted"/>
+        <w:rPr>
+          <w:rStyle w:val="HTMLCode"/>
+        </w:rPr>
+      </w:pPr>
+      <w:r>
+        <w:rPr>
+          <w:rStyle w:val="HTMLCode"/>
+        </w:rPr>
+        <w:t>↓</w:t>
+      </w:r>
+    </w:p>
+    <w:p>
+      <w:pPr>
+        <w:pStyle w:val="HTMLPreformatted"/>
+        <w:rPr>
+          <w:rStyle w:val="HTMLCode"/>
+        </w:rPr>
+      </w:pPr>
+    </w:p>
+    <w:p>
+      <w:pPr>
+        <w:pStyle w:val="HTMLPreformatted"/>
+        <w:rPr>
+          <w:rStyle w:val="HTMLCode"/>
+        </w:rPr>
+      </w:pPr>
+      <w:r>
+        <w:rPr>
+          <w:rStyle w:val="HTMLCode"/>
+        </w:rPr>
+        <w:t>10 &lt; 30</w:t>
+      </w:r>
+    </w:p>
+    <w:p>
+      <w:pPr>
+        <w:pStyle w:val="NormalWeb"/>
+      </w:pPr>
+      <w:r>
+        <w:t>Swap</w:t>
+      </w:r>
+    </w:p>
+    <w:p>
+      <w:pPr>
+        <w:pStyle w:val="HTMLPreformatted"/>
+        <w:rPr>
+          <w:rStyle w:val="HTMLCode"/>
+        </w:rPr>
+      </w:pPr>
+      <w:r>
+        <w:rPr>
+          <w:rStyle w:val="HTMLCode"/>
+        </w:rPr>
+        <w:t>10</w:t>
+      </w:r>
+    </w:p>
+    <w:p>
+      <w:pPr>
+        <w:pStyle w:val="HTMLPreformatted"/>
+        <w:rPr>
+          <w:rStyle w:val="HTMLCode"/>
+        </w:rPr>
+      </w:pPr>
+      <w:r>
+        <w:rPr>
+          <w:rStyle w:val="HTMLCode"/>
+        </w:rPr>
+        <w:t>/</w:t>
+      </w:r>
+    </w:p>
+    <w:p>
+      <w:pPr>
+        <w:pStyle w:val="HTMLPreformatted"/>
+        <w:rPr>
+          <w:rStyle w:val="HTMLCode"/>
+        </w:rPr>
+      </w:pPr>
+      <w:r>
+        <w:rPr>
+          <w:rStyle w:val="HTMLCode"/>
+        </w:rPr>
+        <w:t>30</w:t>
+      </w:r>
+    </w:p>
+    <w:p>
+      <w:r>
+        <w:pict>
+          <v:rect id="_x0000_i1066" style="width:0;height:1.5pt" o:hralign="center" o:hrstd="t" o:hr="t" fillcolor="#a0a0a0" stroked="f"/>
+        </w:pict>
+      </w:r>
+    </w:p>
+    <w:p>
+      <w:pPr>
+        <w:pStyle w:val="Heading2"/>
+      </w:pPr>
+      <w:r>
+        <w:t>offer(20)</w:t>
+      </w:r>
+    </w:p>
+    <w:p>
+      <w:pPr>
+        <w:pStyle w:val="NormalWeb"/>
+      </w:pPr>
+      <w:r>
+        <w:t>Insert</w:t>
+      </w:r>
+    </w:p>
+    <w:p>
+      <w:pPr>
+        <w:pStyle w:val="HTMLPreformatted"/>
+        <w:rPr>
+          <w:rStyle w:val="HTMLCode"/>
+        </w:rPr>
+      </w:pPr>
+      <w:r>
+        <w:rPr>
+          <w:rStyle w:val="HTMLCode"/>
+        </w:rPr>
+        <w:t xml:space="preserve">      10</w:t>
+      </w:r>
+    </w:p>
+    <w:p>
+      <w:pPr>
+        <w:pStyle w:val="HTMLPreformatted"/>
+        <w:rPr>
+          <w:rStyle w:val="HTMLCode"/>
+        </w:rPr>
+      </w:pPr>
+      <w:r>
+        <w:rPr>
+          <w:rStyle w:val="HTMLCode"/>
+        </w:rPr>
+        <w:t xml:space="preserve">     /   \</w:t>
+      </w:r>
+    </w:p>
+    <w:p>
+      <w:pPr>
+        <w:pStyle w:val="HTMLPreformatted"/>
+        <w:rPr>
+          <w:rStyle w:val="HTMLCode"/>
+        </w:rPr>
+      </w:pPr>
+      <w:r>
+        <w:rPr>
+          <w:rStyle w:val="HTMLCode"/>
+        </w:rPr>
+        <w:t xml:space="preserve">   30     20</w:t>
+      </w:r>
+    </w:p>
+    <w:p>
+      <w:pPr>
+        <w:pStyle w:val="NormalWeb"/>
+      </w:pPr>
+      <w:r>
+        <w:t>Compare</w:t>
+      </w:r>
+    </w:p>
+    <w:p>
+      <w:pPr>
+        <w:pStyle w:val="HTMLPreformatted"/>
+        <w:rPr>
+          <w:rStyle w:val="HTMLCode"/>
+        </w:rPr>
+      </w:pPr>
+      <w:r>
+        <w:rPr>
+          <w:rStyle w:val="HTMLCode"/>
+        </w:rPr>
+        <w:t>20.compareTo(10)</w:t>
+      </w:r>
+    </w:p>
+    <w:p>
+      <w:pPr>
+        <w:pStyle w:val="HTMLPreformatted"/>
+        <w:rPr>
+          <w:rStyle w:val="HTMLCode"/>
+        </w:rPr>
+      </w:pPr>
+    </w:p>
+    <w:p>
+      <w:pPr>
+        <w:pStyle w:val="HTMLPreformatted"/>
+        <w:rPr>
+          <w:rStyle w:val="HTMLCode"/>
+        </w:rPr>
+      </w:pPr>
+      <w:r>
+        <w:rPr>
+          <w:rStyle w:val="HTMLCode"/>
+        </w:rPr>
+        <w:t>↓</w:t>
+      </w:r>
+    </w:p>
+    <w:p>
+      <w:pPr>
+        <w:pStyle w:val="HTMLPreformatted"/>
+        <w:rPr>
+          <w:rStyle w:val="HTMLCode"/>
+        </w:rPr>
+      </w:pPr>
+    </w:p>
+    <w:p>
+      <w:pPr>
+        <w:pStyle w:val="HTMLPreformatted"/>
+        <w:rPr>
+          <w:rStyle w:val="HTMLCode"/>
+        </w:rPr>
+      </w:pPr>
+      <w:r>
+        <w:rPr>
+          <w:rStyle w:val="HTMLCode"/>
+        </w:rPr>
+        <w:t>Positive</w:t>
+      </w:r>
+    </w:p>
+    <w:p>
+      <w:pPr>
+        <w:pStyle w:val="HTMLPreformatted"/>
+        <w:rPr>
+          <w:rStyle w:val="HTMLCode"/>
+        </w:rPr>
+      </w:pPr>
+    </w:p>
+    <w:p>
+      <w:pPr>
+        <w:pStyle w:val="HTMLPreformatted"/>
+        <w:rPr>
+          <w:rStyle w:val="HTMLCode"/>
+        </w:rPr>
+      </w:pPr>
+      <w:r>
+        <w:rPr>
+          <w:rStyle w:val="HTMLCode"/>
+        </w:rPr>
+        <w:t>↓</w:t>
+      </w:r>
+    </w:p>
+    <w:p>
+      <w:pPr>
+        <w:pStyle w:val="HTMLPreformatted"/>
+        <w:rPr>
+          <w:rStyle w:val="HTMLCode"/>
+        </w:rPr>
+      </w:pPr>
+    </w:p>
+    <w:p>
+      <w:pPr>
+        <w:pStyle w:val="HTMLPreformatted"/>
+        <w:rPr>
+          <w:rStyle w:val="HTMLCode"/>
+        </w:rPr>
+      </w:pPr>
+      <w:r>
+        <w:rPr>
+          <w:rStyle w:val="HTMLCode"/>
+        </w:rPr>
+        <w:t>No Swap</w:t>
+      </w:r>
+    </w:p>
+    <w:p>
+      <w:pPr>
+        <w:pStyle w:val="NormalWeb"/>
+      </w:pPr>
+      <w:r>
+        <w:t>Final</w:t>
+      </w:r>
+    </w:p>
+    <w:p>
+      <w:pPr>
+        <w:pStyle w:val="HTMLPreformatted"/>
+        <w:rPr>
+          <w:rStyle w:val="HTMLCode"/>
+        </w:rPr>
+      </w:pPr>
+      <w:r>
+        <w:rPr>
+          <w:rStyle w:val="HTMLCode"/>
+        </w:rPr>
+        <w:t xml:space="preserve">      10</w:t>
+      </w:r>
+    </w:p>
+    <w:p>
+      <w:pPr>
+        <w:pStyle w:val="HTMLPreformatted"/>
+        <w:rPr>
+          <w:rStyle w:val="HTMLCode"/>
+        </w:rPr>
+      </w:pPr>
+      <w:r>
+        <w:rPr>
+          <w:rStyle w:val="HTMLCode"/>
+        </w:rPr>
+        <w:t xml:space="preserve">     /   \</w:t>
+      </w:r>
+    </w:p>
+    <w:p>
+      <w:pPr>
+        <w:pStyle w:val="HTMLPreformatted"/>
+        <w:rPr>
+          <w:rStyle w:val="HTMLCode"/>
+        </w:rPr>
+      </w:pPr>
+      <w:r>
+        <w:rPr>
+          <w:rStyle w:val="HTMLCode"/>
+        </w:rPr>
+        <w:t xml:space="preserve">   30     20</w:t>
+      </w:r>
+    </w:p>
+    <w:p>
+      <w:r>
+        <w:pict>
+          <v:rect id="_x0000_i1067" style="width:0;height:1.5pt" o:hralign="center" o:hrstd="t" o:hr="t" fillcolor="#a0a0a0" stroked="f"/>
+        </w:pict>
+      </w:r>
+    </w:p>
+    <w:p>
+      <w:pPr>
+        <w:pStyle w:val="Heading2"/>
+      </w:pPr>
+      <w:r>
+        <w:t>offer(5)</w:t>
+      </w:r>
+    </w:p>
+    <w:p>
+      <w:pPr>
+        <w:pStyle w:val="NormalWeb"/>
+      </w:pPr>
+      <w:r>
+        <w:t>Insert</w:t>
+      </w:r>
+    </w:p>
+    <w:p>
+      <w:pPr>
+        <w:pStyle w:val="HTMLPreformatted"/>
+        <w:rPr>
+          <w:rStyle w:val="HTMLCode"/>
+        </w:rPr>
+      </w:pPr>
+      <w:r>
+        <w:rPr>
+          <w:rStyle w:val="HTMLCode"/>
+        </w:rPr>
+        <w:t xml:space="preserve">       10</w:t>
+      </w:r>
+    </w:p>
+    <w:p>
+      <w:pPr>
+        <w:pStyle w:val="HTMLPreformatted"/>
+        <w:rPr>
+          <w:rStyle w:val="HTMLCode"/>
+        </w:rPr>
+      </w:pPr>
+      <w:r>
+        <w:rPr>
+          <w:rStyle w:val="HTMLCode"/>
+        </w:rPr>
+        <w:t xml:space="preserve">      /   \</w:t>
+      </w:r>
+    </w:p>
+    <w:p>
+      <w:pPr>
+        <w:pStyle w:val="HTMLPreformatted"/>
+        <w:rPr>
+          <w:rStyle w:val="HTMLCode"/>
+        </w:rPr>
+      </w:pPr>
+      <w:r>
+        <w:rPr>
+          <w:rStyle w:val="HTMLCode"/>
+        </w:rPr>
+        <w:t xml:space="preserve">    30     20</w:t>
+      </w:r>
+    </w:p>
+    <w:p>
+      <w:pPr>
+        <w:pStyle w:val="HTMLPreformatted"/>
+        <w:rPr>
+          <w:rStyle w:val="HTMLCode"/>
+        </w:rPr>
+      </w:pPr>
+      <w:r>
+        <w:rPr>
+          <w:rStyle w:val="HTMLCode"/>
+        </w:rPr>
+        <w:t xml:space="preserve">   /</w:t>
+      </w:r>
+    </w:p>
+    <w:p>
+      <w:pPr>
+        <w:pStyle w:val="HTMLPreformatted"/>
+        <w:rPr>
+          <w:rStyle w:val="HTMLCode"/>
+        </w:rPr>
+      </w:pPr>
+      <w:r>
+        <w:rPr>
+          <w:rStyle w:val="HTMLCode"/>
+        </w:rPr>
+        <w:t xml:space="preserve">  5</w:t>
+      </w:r>
+    </w:p>
+    <w:p>
+      <w:pPr>
+        <w:pStyle w:val="NormalWeb"/>
+      </w:pPr>
+      <w:r>
+        <w:t>Compare</w:t>
+      </w:r>
+    </w:p>
+    <w:p>
+      <w:pPr>
+        <w:pStyle w:val="HTMLPreformatted"/>
+        <w:rPr>
+          <w:rStyle w:val="HTMLCode"/>
+        </w:rPr>
+      </w:pPr>
+      <w:r>
+        <w:rPr>
+          <w:rStyle w:val="HTMLCode"/>
+        </w:rPr>
+        <w:t>5.compareTo(30)</w:t>
+      </w:r>
+    </w:p>
+    <w:p>
+      <w:pPr>
+        <w:pStyle w:val="HTMLPreformatted"/>
+        <w:rPr>
+          <w:rStyle w:val="HTMLCode"/>
+        </w:rPr>
+      </w:pPr>
+    </w:p>
+    <w:p>
+      <w:pPr>
+        <w:pStyle w:val="HTMLPreformatted"/>
+        <w:rPr>
+          <w:rStyle w:val="HTMLCode"/>
+        </w:rPr>
+      </w:pPr>
+      <w:r>
+        <w:rPr>
+          <w:rStyle w:val="HTMLCode"/>
+        </w:rPr>
+        <w:t>↓</w:t>
+      </w:r>
+    </w:p>
+    <w:p>
+      <w:pPr>
+        <w:pStyle w:val="HTMLPreformatted"/>
+        <w:rPr>
+          <w:rStyle w:val="HTMLCode"/>
+        </w:rPr>
+      </w:pPr>
+    </w:p>
+    <w:p>
+      <w:pPr>
+        <w:pStyle w:val="HTMLPreformatted"/>
+        <w:rPr>
+          <w:rStyle w:val="HTMLCode"/>
+        </w:rPr>
+      </w:pPr>
+      <w:r>
+        <w:rPr>
+          <w:rStyle w:val="HTMLCode"/>
+        </w:rPr>
+        <w:t>Negative</w:t>
+      </w:r>
+    </w:p>
+    <w:p>
+      <w:pPr>
+        <w:pStyle w:val="HTMLPreformatted"/>
+        <w:rPr>
+          <w:rStyle w:val="HTMLCode"/>
+        </w:rPr>
+      </w:pPr>
+    </w:p>
+    <w:p>
+      <w:pPr>
+        <w:pStyle w:val="HTMLPreformatted"/>
+        <w:rPr>
+          <w:rStyle w:val="HTMLCode"/>
+        </w:rPr>
+      </w:pPr>
+      <w:r>
+        <w:rPr>
+          <w:rStyle w:val="HTMLCode"/>
+        </w:rPr>
+        <w:t>↓</w:t>
+      </w:r>
+    </w:p>
+    <w:p>
+      <w:pPr>
+        <w:pStyle w:val="HTMLPreformatted"/>
+        <w:rPr>
+          <w:rStyle w:val="HTMLCode"/>
+        </w:rPr>
+      </w:pPr>
+    </w:p>
+    <w:p>
+      <w:pPr>
+        <w:pStyle w:val="HTMLPreformatted"/>
+        <w:rPr>
+          <w:rStyle w:val="HTMLCode"/>
+        </w:rPr>
+      </w:pPr>
+      <w:r>
+        <w:rPr>
+          <w:rStyle w:val="HTMLCode"/>
+        </w:rPr>
+        <w:t>Swap</w:t>
+      </w:r>
+    </w:p>
+    <w:p>
+      <w:pPr>
+        <w:pStyle w:val="HTMLPreformatted"/>
+        <w:rPr>
+          <w:rStyle w:val="HTMLCode"/>
+        </w:rPr>
+      </w:pPr>
+      <w:r>
+        <w:rPr>
+          <w:rStyle w:val="HTMLCode"/>
+        </w:rPr>
+        <w:t xml:space="preserve">       10</w:t>
+      </w:r>
+    </w:p>
+    <w:p>
+      <w:pPr>
+        <w:pStyle w:val="HTMLPreformatted"/>
+        <w:rPr>
+          <w:rStyle w:val="HTMLCode"/>
+        </w:rPr>
+      </w:pPr>
+      <w:r>
+        <w:rPr>
+          <w:rStyle w:val="HTMLCode"/>
+        </w:rPr>
+        <w:t xml:space="preserve">      /   \</w:t>
+      </w:r>
+    </w:p>
+    <w:p>
+      <w:pPr>
+        <w:pStyle w:val="HTMLPreformatted"/>
+        <w:rPr>
+          <w:rStyle w:val="HTMLCode"/>
+        </w:rPr>
+      </w:pPr>
+      <w:r>
+        <w:rPr>
+          <w:rStyle w:val="HTMLCode"/>
+        </w:rPr>
+        <w:t xml:space="preserve">     5      20</w:t>
+      </w:r>
+    </w:p>
+    <w:p>
+      <w:pPr>
+        <w:pStyle w:val="HTMLPreformatted"/>
+        <w:rPr>
+          <w:rStyle w:val="HTMLCode"/>
+        </w:rPr>
+      </w:pPr>
+      <w:r>
+        <w:rPr>
+          <w:rStyle w:val="HTMLCode"/>
+        </w:rPr>
+        <w:t xml:space="preserve">    /</w:t>
+      </w:r>
+    </w:p>
+    <w:p>
+      <w:pPr>
+        <w:pStyle w:val="HTMLPreformatted"/>
+        <w:rPr>
+          <w:rStyle w:val="HTMLCode"/>
+        </w:rPr>
+      </w:pPr>
+      <w:r>
+        <w:rPr>
+          <w:rStyle w:val="HTMLCode"/>
+        </w:rPr>
+        <w:t xml:space="preserve">  30</w:t>
+      </w:r>
+    </w:p>
+    <w:p>
+      <w:pPr>
+        <w:pStyle w:val="NormalWeb"/>
+      </w:pPr>
+      <w:r>
+        <w:lastRenderedPageBreak/>
+        <w:t>Again compare</w:t>
+      </w:r>
+    </w:p>
+    <w:p>
+      <w:pPr>
+        <w:pStyle w:val="HTMLPreformatted"/>
+        <w:rPr>
+          <w:rStyle w:val="HTMLCode"/>
+        </w:rPr>
+      </w:pPr>
+      <w:r>
+        <w:rPr>
+          <w:rStyle w:val="HTMLCode"/>
+        </w:rPr>
+        <w:t>5.compareTo(10)</w:t>
+      </w:r>
+    </w:p>
+    <w:p>
+      <w:pPr>
+        <w:pStyle w:val="HTMLPreformatted"/>
+        <w:rPr>
+          <w:rStyle w:val="HTMLCode"/>
+        </w:rPr>
+      </w:pPr>
+    </w:p>
+    <w:p>
+      <w:pPr>
+        <w:pStyle w:val="HTMLPreformatted"/>
+        <w:rPr>
+          <w:rStyle w:val="HTMLCode"/>
+        </w:rPr>
+      </w:pPr>
+      <w:r>
+        <w:rPr>
+          <w:rStyle w:val="HTMLCode"/>
+        </w:rPr>
+        <w:t>↓</w:t>
+      </w:r>
+    </w:p>
+    <w:p>
+      <w:pPr>
+        <w:pStyle w:val="HTMLPreformatted"/>
+        <w:rPr>
+          <w:rStyle w:val="HTMLCode"/>
+        </w:rPr>
+      </w:pPr>
+    </w:p>
+    <w:p>
+      <w:pPr>
+        <w:pStyle w:val="HTMLPreformatted"/>
+        <w:rPr>
+          <w:rStyle w:val="HTMLCode"/>
+        </w:rPr>
+      </w:pPr>
+      <w:r>
+        <w:rPr>
+          <w:rStyle w:val="HTMLCode"/>
+        </w:rPr>
+        <w:t>Negative</w:t>
+      </w:r>
+    </w:p>
+    <w:p>
+      <w:pPr>
+        <w:pStyle w:val="HTMLPreformatted"/>
+        <w:rPr>
+          <w:rStyle w:val="HTMLCode"/>
+        </w:rPr>
+      </w:pPr>
+    </w:p>
+    <w:p>
+      <w:pPr>
+        <w:pStyle w:val="HTMLPreformatted"/>
+        <w:rPr>
+          <w:rStyle w:val="HTMLCode"/>
+        </w:rPr>
+      </w:pPr>
+      <w:r>
+        <w:rPr>
+          <w:rStyle w:val="HTMLCode"/>
+        </w:rPr>
+        <w:t>↓</w:t>
+      </w:r>
+    </w:p>
+    <w:p>
+      <w:pPr>
+        <w:pStyle w:val="HTMLPreformatted"/>
+        <w:rPr>
+          <w:rStyle w:val="HTMLCode"/>
+        </w:rPr>
+      </w:pPr>
+    </w:p>
+    <w:p>
+      <w:pPr>
+        <w:pStyle w:val="HTMLPreformatted"/>
+        <w:rPr>
+          <w:rStyle w:val="HTMLCode"/>
+        </w:rPr>
+      </w:pPr>
+      <w:r>
+        <w:rPr>
+          <w:rStyle w:val="HTMLCode"/>
+        </w:rPr>
+        <w:t>Swap</w:t>
+      </w:r>
+    </w:p>
+    <w:p>
+      <w:pPr>
+        <w:pStyle w:val="NormalWeb"/>
+      </w:pPr>
+      <w:r>
+        <w:t>Final</w:t>
+      </w:r>
+    </w:p>
+    <w:p>
+      <w:pPr>
+        <w:pStyle w:val="HTMLPreformatted"/>
+        <w:rPr>
+          <w:rStyle w:val="HTMLCode"/>
+        </w:rPr>
+      </w:pPr>
+      <w:r>
+        <w:rPr>
+          <w:rStyle w:val="HTMLCode"/>
+        </w:rPr>
+        <w:t xml:space="preserve">        5</w:t>
+      </w:r>
+    </w:p>
+    <w:p>
+      <w:pPr>
+        <w:pStyle w:val="HTMLPreformatted"/>
+        <w:rPr>
+          <w:rStyle w:val="HTMLCode"/>
+        </w:rPr>
+      </w:pPr>
+      <w:r>
+        <w:rPr>
+          <w:rStyle w:val="HTMLCode"/>
+        </w:rPr>
+        <w:t xml:space="preserve">      /    \</w:t>
+      </w:r>
+    </w:p>
+    <w:p>
+      <w:pPr>
+        <w:pStyle w:val="HTMLPreformatted"/>
+        <w:rPr>
+          <w:rStyle w:val="HTMLCode"/>
+        </w:rPr>
+      </w:pPr>
+      <w:r>
+        <w:rPr>
+          <w:rStyle w:val="HTMLCode"/>
+        </w:rPr>
+        <w:t xml:space="preserve">    10      20</w:t>
+      </w:r>
+    </w:p>
+    <w:p>
+      <w:pPr>
+        <w:pStyle w:val="HTMLPreformatted"/>
+        <w:rPr>
+          <w:rStyle w:val="HTMLCode"/>
+        </w:rPr>
+      </w:pPr>
+      <w:r>
+        <w:rPr>
+          <w:rStyle w:val="HTMLCode"/>
+        </w:rPr>
+        <w:t xml:space="preserve">   /</w:t>
+      </w:r>
+    </w:p>
+    <w:p>
+      <w:pPr>
+        <w:pStyle w:val="HTMLPreformatted"/>
+        <w:rPr>
+          <w:rStyle w:val="HTMLCode"/>
+        </w:rPr>
+      </w:pPr>
+      <w:r>
+        <w:rPr>
+          <w:rStyle w:val="HTMLCode"/>
+        </w:rPr>
+        <w:t xml:space="preserve"> 30</w:t>
+      </w:r>
+    </w:p>
+    <w:p>
+      <w:r>
+        <w:pict>
+          <v:rect id="_x0000_i1068" style="width:0;height:1.5pt" o:hralign="center" o:hrstd="t" o:hr="t" fillcolor="#a0a0a0" stroked="f"/>
+        </w:pict>
+      </w:r>
+    </w:p>
+    <w:p>
+      <w:pPr>
+        <w:pStyle w:val="Heading1"/>
+      </w:pPr>
+      <w:r>
+        <w:t>poll()</w:t>
+      </w:r>
+    </w:p>
+    <w:p>
+      <w:pPr>
+        <w:pStyle w:val="NormalWeb"/>
+      </w:pPr>
+      <w:r>
+        <w:t>Remove</w:t>
+      </w:r>
+    </w:p>
+    <w:p>
+      <w:pPr>
+        <w:pStyle w:val="HTMLPreformatted"/>
+        <w:rPr>
+          <w:rStyle w:val="HTMLCode"/>
+        </w:rPr>
+      </w:pPr>
+      <w:r>
+        <w:rPr>
+          <w:rStyle w:val="HTMLCode"/>
+        </w:rPr>
+        <w:t>5</w:t>
+      </w:r>
+    </w:p>
+    <w:p>
+      <w:pPr>
+        <w:pStyle w:val="NormalWeb"/>
+      </w:pPr>
+      <w:r>
+        <w:t>Move last</w:t>
+      </w:r>
+    </w:p>
+    <w:p>
+      <w:pPr>
+        <w:pStyle w:val="HTMLPreformatted"/>
+        <w:rPr>
+          <w:rStyle w:val="HTMLCode"/>
+        </w:rPr>
+      </w:pPr>
+      <w:r>
+        <w:rPr>
+          <w:rStyle w:val="HTMLCode"/>
+        </w:rPr>
+        <w:t xml:space="preserve">       30</w:t>
+      </w:r>
+    </w:p>
+    <w:p>
+      <w:pPr>
+        <w:pStyle w:val="HTMLPreformatted"/>
+        <w:rPr>
+          <w:rStyle w:val="HTMLCode"/>
+        </w:rPr>
+      </w:pPr>
+      <w:r>
+        <w:rPr>
+          <w:rStyle w:val="HTMLCode"/>
+        </w:rPr>
+        <w:t xml:space="preserve">      /   \</w:t>
+      </w:r>
+    </w:p>
+    <w:p>
+      <w:pPr>
+        <w:pStyle w:val="HTMLPreformatted"/>
+        <w:rPr>
+          <w:rStyle w:val="HTMLCode"/>
+        </w:rPr>
+      </w:pPr>
+      <w:r>
+        <w:rPr>
+          <w:rStyle w:val="HTMLCode"/>
+        </w:rPr>
+        <w:t xml:space="preserve">    10     20</w:t>
+      </w:r>
+    </w:p>
+    <w:p>
+      <w:pPr>
+        <w:pStyle w:val="NormalWeb"/>
+      </w:pPr>
+      <w:r>
+        <w:t>Compare children</w:t>
+      </w:r>
+    </w:p>
+    <w:p>
+      <w:pPr>
+        <w:pStyle w:val="HTMLPreformatted"/>
+        <w:rPr>
+          <w:rStyle w:val="HTMLCode"/>
+        </w:rPr>
+      </w:pPr>
+      <w:r>
+        <w:rPr>
+          <w:rStyle w:val="HTMLCode"/>
+        </w:rPr>
+        <w:t>10.compareTo(20)</w:t>
+      </w:r>
+    </w:p>
+    <w:p>
+      <w:pPr>
+        <w:pStyle w:val="HTMLPreformatted"/>
+        <w:rPr>
+          <w:rStyle w:val="HTMLCode"/>
+        </w:rPr>
+      </w:pPr>
+    </w:p>
+    <w:p>
+      <w:pPr>
+        <w:pStyle w:val="HTMLPreformatted"/>
+        <w:rPr>
+          <w:rStyle w:val="HTMLCode"/>
+        </w:rPr>
+      </w:pPr>
+      <w:r>
+        <w:rPr>
+          <w:rStyle w:val="HTMLCode"/>
+        </w:rPr>
+        <w:t>↓</w:t>
+      </w:r>
+    </w:p>
+    <w:p>
+      <w:pPr>
+        <w:pStyle w:val="HTMLPreformatted"/>
+        <w:rPr>
+          <w:rStyle w:val="HTMLCode"/>
+        </w:rPr>
+      </w:pPr>
+    </w:p>
+    <w:p>
+      <w:pPr>
+        <w:pStyle w:val="HTMLPreformatted"/>
+        <w:rPr>
+          <w:rStyle w:val="HTMLCode"/>
+        </w:rPr>
+      </w:pPr>
+      <w:r>
+        <w:rPr>
+          <w:rStyle w:val="HTMLCode"/>
+        </w:rPr>
+        <w:t>10 is smaller</w:t>
+      </w:r>
+    </w:p>
+    <w:p>
+      <w:pPr>
+        <w:pStyle w:val="NormalWeb"/>
+      </w:pPr>
+      <w:r>
+        <w:t>Compare</w:t>
+      </w:r>
+    </w:p>
+    <w:p>
+      <w:pPr>
+        <w:pStyle w:val="HTMLPreformatted"/>
+        <w:rPr>
+          <w:rStyle w:val="HTMLCode"/>
+        </w:rPr>
+      </w:pPr>
+      <w:r>
+        <w:rPr>
+          <w:rStyle w:val="HTMLCode"/>
+        </w:rPr>
+        <w:lastRenderedPageBreak/>
+        <w:t>30.compareTo(10)</w:t>
+      </w:r>
+    </w:p>
+    <w:p>
+      <w:pPr>
+        <w:pStyle w:val="HTMLPreformatted"/>
+        <w:rPr>
+          <w:rStyle w:val="HTMLCode"/>
+        </w:rPr>
+      </w:pPr>
+    </w:p>
+    <w:p>
+      <w:pPr>
+        <w:pStyle w:val="HTMLPreformatted"/>
+        <w:rPr>
+          <w:rStyle w:val="HTMLCode"/>
+        </w:rPr>
+      </w:pPr>
+      <w:r>
+        <w:rPr>
+          <w:rStyle w:val="HTMLCode"/>
+        </w:rPr>
+        <w:t>↓</w:t>
+      </w:r>
+    </w:p>
+    <w:p>
+      <w:pPr>
+        <w:pStyle w:val="HTMLPreformatted"/>
+        <w:rPr>
+          <w:rStyle w:val="HTMLCode"/>
+        </w:rPr>
+      </w:pPr>
+    </w:p>
+    <w:p>
+      <w:pPr>
+        <w:pStyle w:val="HTMLPreformatted"/>
+        <w:rPr>
+          <w:rStyle w:val="HTMLCode"/>
+        </w:rPr>
+      </w:pPr>
+      <w:r>
+        <w:rPr>
+          <w:rStyle w:val="HTMLCode"/>
+        </w:rPr>
+        <w:t>Positive</w:t>
+      </w:r>
+    </w:p>
+    <w:p>
+      <w:pPr>
+        <w:pStyle w:val="HTMLPreformatted"/>
+        <w:rPr>
+          <w:rStyle w:val="HTMLCode"/>
+        </w:rPr>
+      </w:pPr>
+    </w:p>
+    <w:p>
+      <w:pPr>
+        <w:pStyle w:val="HTMLPreformatted"/>
+        <w:rPr>
+          <w:rStyle w:val="HTMLCode"/>
+        </w:rPr>
+      </w:pPr>
+      <w:r>
+        <w:rPr>
+          <w:rStyle w:val="HTMLCode"/>
+        </w:rPr>
+        <w:t>↓</w:t>
+      </w:r>
+    </w:p>
+    <w:p>
+      <w:pPr>
+        <w:pStyle w:val="HTMLPreformatted"/>
+        <w:rPr>
+          <w:rStyle w:val="HTMLCode"/>
+        </w:rPr>
+      </w:pPr>
+    </w:p>
+    <w:p>
+      <w:pPr>
+        <w:pStyle w:val="HTMLPreformatted"/>
+        <w:rPr>
+          <w:rStyle w:val="HTMLCode"/>
+        </w:rPr>
+      </w:pPr>
+      <w:r>
+        <w:rPr>
+          <w:rStyle w:val="HTMLCode"/>
+        </w:rPr>
+        <w:t>Swap</w:t>
+      </w:r>
+    </w:p>
+    <w:p>
+      <w:pPr>
+        <w:pStyle w:val="NormalWeb"/>
+      </w:pPr>
+      <w:r>
+        <w:t>Final</w:t>
+      </w:r>
+    </w:p>
+    <w:p>
+      <w:pPr>
+        <w:pStyle w:val="HTMLPreformatted"/>
+        <w:rPr>
+          <w:rStyle w:val="HTMLCode"/>
+        </w:rPr>
+      </w:pPr>
+      <w:r>
+        <w:rPr>
+          <w:rStyle w:val="HTMLCode"/>
+        </w:rPr>
+        <w:t xml:space="preserve">       10</w:t>
+      </w:r>
+    </w:p>
+    <w:p>
+      <w:pPr>
+        <w:pStyle w:val="HTMLPreformatted"/>
+        <w:rPr>
+          <w:rStyle w:val="HTMLCode"/>
+        </w:rPr>
+      </w:pPr>
+      <w:r>
+        <w:rPr>
+          <w:rStyle w:val="HTMLCode"/>
+        </w:rPr>
+        <w:t xml:space="preserve">      /   \</w:t>
+      </w:r>
+    </w:p>
+    <w:p>
+      <w:pPr>
+        <w:pStyle w:val="HTMLPreformatted"/>
+        <w:rPr>
+          <w:rStyle w:val="HTMLCode"/>
+        </w:rPr>
+      </w:pPr>
+      <w:r>
+        <w:rPr>
+          <w:rStyle w:val="HTMLCode"/>
+        </w:rPr>
+        <w:t xml:space="preserve">    30     20</w:t>
+      </w:r>
+    </w:p>
+    <w:p>
+      <w:r>
+        <w:pict>
+          <v:rect id="_x0000_i1069" style="width:0;height:1.5pt" o:hralign="center" o:hrstd="t" o:hr="t" fillcolor="#a0a0a0" stroked="f"/>
+        </w:pict>
+      </w:r>
+    </w:p>
+    <w:p>
+      <w:pPr>
+        <w:pStyle w:val="Heading1"/>
+      </w:pPr>
+      <w:r>
+        <w:t>Comparator Example</w:t>
+      </w:r>
+    </w:p>
+    <w:p>
+      <w:pPr>
+        <w:pStyle w:val="NormalWeb"/>
+      </w:pPr>
+      <w:r>
+        <w:t>Suppose</w:t>
+      </w:r>
+    </w:p>
+    <w:p>
+      <w:pPr>
+        <w:pStyle w:val="HTMLPreformatted"/>
+        <w:rPr>
+          <w:rStyle w:val="HTMLCode"/>
+        </w:rPr>
+      </w:pPr>
+      <w:r>
+        <w:rPr>
+          <w:rStyle w:val="HTMLCode"/>
+        </w:rPr>
+        <w:t>PriorityQueue&lt;Integer&gt; pq =</w:t>
+      </w:r>
+    </w:p>
+    <w:p>
+      <w:pPr>
+        <w:pStyle w:val="HTMLPreformatted"/>
+        <w:rPr>
+          <w:rStyle w:val="HTMLCode"/>
+        </w:rPr>
+      </w:pPr>
+      <w:r>
+        <w:rPr>
+          <w:rStyle w:val="HTMLCode"/>
+        </w:rPr>
+        <w:t>new PriorityQueue&lt;&gt;(Comparator.reverseOrder());</w:t>
+      </w:r>
+    </w:p>
+    <w:p>
+      <w:pPr>
+        <w:pStyle w:val="NormalWeb"/>
+      </w:pPr>
+      <w:r>
+        <w:t>Now comparison changes.</w:t>
+      </w:r>
+    </w:p>
+    <w:p>
+      <w:pPr>
+        <w:pStyle w:val="NormalWeb"/>
+      </w:pPr>
+      <w:r>
+        <w:t>Instead of</w:t>
+      </w:r>
+    </w:p>
+    <w:p>
+      <w:pPr>
+        <w:pStyle w:val="HTMLPreformatted"/>
+        <w:rPr>
+          <w:rStyle w:val="HTMLCode"/>
+        </w:rPr>
+      </w:pPr>
+      <w:r>
+        <w:rPr>
+          <w:rStyle w:val="HTMLCode"/>
+        </w:rPr>
+        <w:t>a.compareTo(b)</w:t>
+      </w:r>
+    </w:p>
+    <w:p>
+      <w:pPr>
+        <w:pStyle w:val="NormalWeb"/>
+      </w:pPr>
+      <w:r>
+        <w:t>Java internally uses</w:t>
+      </w:r>
+    </w:p>
+    <w:p>
+      <w:pPr>
+        <w:pStyle w:val="HTMLPreformatted"/>
+        <w:rPr>
+          <w:rStyle w:val="HTMLCode"/>
+        </w:rPr>
+      </w:pPr>
+      <w:r>
+        <w:rPr>
+          <w:rStyle w:val="HTMLCode"/>
+        </w:rPr>
+        <w:t>comparator.compare(a,b)</w:t>
+      </w:r>
+    </w:p>
+    <w:p>
+      <w:pPr>
+        <w:pStyle w:val="NormalWeb"/>
+      </w:pPr>
+      <w:r>
+        <w:t>For reverse order,</w:t>
+      </w:r>
+    </w:p>
+    <w:p>
+      <w:pPr>
+        <w:pStyle w:val="HTMLPreformatted"/>
+        <w:rPr>
+          <w:rStyle w:val="HTMLCode"/>
+        </w:rPr>
+      </w:pPr>
+      <w:r>
+        <w:rPr>
+          <w:rStyle w:val="HTMLCode"/>
+        </w:rPr>
+        <w:t>Largest = Highest Priority</w:t>
+      </w:r>
+    </w:p>
+    <w:p>
+      <w:r>
+        <w:pict>
+          <v:rect id="_x0000_i1070" style="width:0;height:1.5pt" o:hralign="center" o:hrstd="t" o:hr="t" fillcolor="#a0a0a0" stroked="f"/>
+        </w:pict>
+      </w:r>
+    </w:p>
+    <w:p>
+      <w:pPr>
+        <w:pStyle w:val="Heading2"/>
+      </w:pPr>
+      <w:r>
+        <w:t>offer(30)</w:t>
+      </w:r>
+    </w:p>
+    <w:p>
+      <w:pPr>
+        <w:pStyle w:val="HTMLPreformatted"/>
+        <w:rPr>
+          <w:rStyle w:val="HTMLCode"/>
+        </w:rPr>
+      </w:pPr>
+      <w:r>
+        <w:rPr>
+          <w:rStyle w:val="HTMLCode"/>
+        </w:rPr>
+        <w:lastRenderedPageBreak/>
+        <w:t>30</w:t>
+      </w:r>
+    </w:p>
+    <w:p>
+      <w:r>
+        <w:pict>
+          <v:rect id="_x0000_i1071" style="width:0;height:1.5pt" o:hralign="center" o:hrstd="t" o:hr="t" fillcolor="#a0a0a0" stroked="f"/>
+        </w:pict>
+      </w:r>
+    </w:p>
+    <w:p>
+      <w:pPr>
+        <w:pStyle w:val="Heading2"/>
+      </w:pPr>
+      <w:r>
+        <w:t>offer(10)</w:t>
+      </w:r>
+    </w:p>
+    <w:p>
+      <w:pPr>
+        <w:pStyle w:val="NormalWeb"/>
+      </w:pPr>
+      <w:r>
+        <w:t>Insert</w:t>
+      </w:r>
+    </w:p>
+    <w:p>
+      <w:pPr>
+        <w:pStyle w:val="HTMLPreformatted"/>
+        <w:rPr>
+          <w:rStyle w:val="HTMLCode"/>
+        </w:rPr>
+      </w:pPr>
+      <w:r>
+        <w:rPr>
+          <w:rStyle w:val="HTMLCode"/>
+        </w:rPr>
+        <w:t>30</w:t>
+      </w:r>
+    </w:p>
+    <w:p>
+      <w:pPr>
+        <w:pStyle w:val="HTMLPreformatted"/>
+        <w:rPr>
+          <w:rStyle w:val="HTMLCode"/>
+        </w:rPr>
+      </w:pPr>
+      <w:r>
+        <w:rPr>
+          <w:rStyle w:val="HTMLCode"/>
+        </w:rPr>
+        <w:t>/</w:t>
+      </w:r>
+    </w:p>
+    <w:p>
+      <w:pPr>
+        <w:pStyle w:val="HTMLPreformatted"/>
+        <w:rPr>
+          <w:rStyle w:val="HTMLCode"/>
+        </w:rPr>
+      </w:pPr>
+      <w:r>
+        <w:rPr>
+          <w:rStyle w:val="HTMLCode"/>
+        </w:rPr>
+        <w:t>10</w:t>
+      </w:r>
+    </w:p>
+    <w:p>
+      <w:pPr>
+        <w:pStyle w:val="NormalWeb"/>
+      </w:pPr>
+      <w:r>
+        <w:t>Comparator</w:t>
+      </w:r>
+    </w:p>
+    <w:p>
+      <w:pPr>
+        <w:pStyle w:val="HTMLPreformatted"/>
+        <w:rPr>
+          <w:rStyle w:val="HTMLCode"/>
+        </w:rPr>
+      </w:pPr>
+      <w:r>
+        <w:rPr>
+          <w:rStyle w:val="HTMLCode"/>
+        </w:rPr>
+        <w:t>compare(10,30)</w:t>
+      </w:r>
+    </w:p>
+    <w:p>
+      <w:pPr>
+        <w:pStyle w:val="HTMLPreformatted"/>
+        <w:rPr>
+          <w:rStyle w:val="HTMLCode"/>
+        </w:rPr>
+      </w:pPr>
+    </w:p>
+    <w:p>
+      <w:pPr>
+        <w:pStyle w:val="HTMLPreformatted"/>
+        <w:rPr>
+          <w:rStyle w:val="HTMLCode"/>
+        </w:rPr>
+      </w:pPr>
+      <w:r>
+        <w:rPr>
+          <w:rStyle w:val="HTMLCode"/>
+        </w:rPr>
+        <w:t>Reverse Order</w:t>
+      </w:r>
+    </w:p>
+    <w:p>
+      <w:pPr>
+        <w:pStyle w:val="HTMLPreformatted"/>
+        <w:rPr>
+          <w:rStyle w:val="HTMLCode"/>
+        </w:rPr>
+      </w:pPr>
+    </w:p>
+    <w:p>
+      <w:pPr>
+        <w:pStyle w:val="HTMLPreformatted"/>
+        <w:rPr>
+          <w:rStyle w:val="HTMLCode"/>
+        </w:rPr>
+      </w:pPr>
+      <w:r>
+        <w:rPr>
+          <w:rStyle w:val="HTMLCode"/>
+        </w:rPr>
+        <w:t>↓</w:t>
+      </w:r>
+    </w:p>
+    <w:p>
+      <w:pPr>
+        <w:pStyle w:val="HTMLPreformatted"/>
+        <w:rPr>
+          <w:rStyle w:val="HTMLCode"/>
+        </w:rPr>
+      </w:pPr>
+    </w:p>
+    <w:p>
+      <w:pPr>
+        <w:pStyle w:val="HTMLPreformatted"/>
+        <w:rPr>
+          <w:rStyle w:val="HTMLCode"/>
+        </w:rPr>
+      </w:pPr>
+      <w:r>
+        <w:rPr>
+          <w:rStyle w:val="HTMLCode"/>
+        </w:rPr>
+        <w:t>30 has higher priority</w:t>
+      </w:r>
+    </w:p>
+    <w:p>
+      <w:pPr>
+        <w:pStyle w:val="HTMLPreformatted"/>
+        <w:rPr>
+          <w:rStyle w:val="HTMLCode"/>
+        </w:rPr>
+      </w:pPr>
+    </w:p>
+    <w:p>
+      <w:pPr>
+        <w:pStyle w:val="HTMLPreformatted"/>
+        <w:rPr>
+          <w:rStyle w:val="HTMLCode"/>
+        </w:rPr>
+      </w:pPr>
+      <w:r>
+        <w:rPr>
+          <w:rStyle w:val="HTMLCode"/>
+        </w:rPr>
+        <w:t>↓</w:t>
+      </w:r>
+    </w:p>
+    <w:p>
+      <w:pPr>
+        <w:pStyle w:val="HTMLPreformatted"/>
+        <w:rPr>
+          <w:rStyle w:val="HTMLCode"/>
+        </w:rPr>
+      </w:pPr>
+    </w:p>
+    <w:p>
+      <w:pPr>
+        <w:pStyle w:val="HTMLPreformatted"/>
+        <w:rPr>
+          <w:rStyle w:val="HTMLCode"/>
+        </w:rPr>
+      </w:pPr>
+      <w:r>
+        <w:rPr>
+          <w:rStyle w:val="HTMLCode"/>
+        </w:rPr>
+        <w:t>No Swap</w:t>
+      </w:r>
+    </w:p>
+    <w:p>
+      <w:pPr>
+        <w:pStyle w:val="NormalWeb"/>
+      </w:pPr>
+      <w:r>
+        <w:t>Final</w:t>
+      </w:r>
+    </w:p>
+    <w:p>
+      <w:pPr>
+        <w:pStyle w:val="HTMLPreformatted"/>
+        <w:rPr>
+          <w:rStyle w:val="HTMLCode"/>
+        </w:rPr>
+      </w:pPr>
+      <w:r>
+        <w:rPr>
+          <w:rStyle w:val="HTMLCode"/>
+        </w:rPr>
+        <w:t>30</w:t>
+      </w:r>
+    </w:p>
+    <w:p>
+      <w:pPr>
+        <w:pStyle w:val="HTMLPreformatted"/>
+        <w:rPr>
+          <w:rStyle w:val="HTMLCode"/>
+        </w:rPr>
+      </w:pPr>
+      <w:r>
+        <w:rPr>
+          <w:rStyle w:val="HTMLCode"/>
+        </w:rPr>
+        <w:t>/</w:t>
+      </w:r>
+    </w:p>
+    <w:p>
+      <w:pPr>
+        <w:pStyle w:val="HTMLPreformatted"/>
+        <w:rPr>
+          <w:rStyle w:val="HTMLCode"/>
+        </w:rPr>
+      </w:pPr>
+      <w:r>
+        <w:rPr>
+          <w:rStyle w:val="HTMLCode"/>
+        </w:rPr>
+        <w:t>10</w:t>
+      </w:r>
+    </w:p>
+    <w:p>
+      <w:r>
+        <w:pict>
+          <v:rect id="_x0000_i1072" style="width:0;height:1.5pt" o:hralign="center" o:hrstd="t" o:hr="t" fillcolor="#a0a0a0" stroked="f"/>
+        </w:pict>
+      </w:r>
+    </w:p>
+    <w:p>
+      <w:pPr>
+        <w:pStyle w:val="Heading2"/>
+      </w:pPr>
+      <w:r>
+        <w:t>offer(20)</w:t>
+      </w:r>
+    </w:p>
+    <w:p>
+      <w:pPr>
+        <w:pStyle w:val="NormalWeb"/>
+      </w:pPr>
+      <w:r>
+        <w:t>Insert</w:t>
+      </w:r>
+    </w:p>
+    <w:p>
+      <w:pPr>
+        <w:pStyle w:val="HTMLPreformatted"/>
+        <w:rPr>
+          <w:rStyle w:val="HTMLCode"/>
+        </w:rPr>
+      </w:pPr>
+      <w:r>
+        <w:rPr>
+          <w:rStyle w:val="HTMLCode"/>
+        </w:rPr>
+        <w:t xml:space="preserve">      30</w:t>
+      </w:r>
+    </w:p>
+    <w:p>
+      <w:pPr>
+        <w:pStyle w:val="HTMLPreformatted"/>
+        <w:rPr>
+          <w:rStyle w:val="HTMLCode"/>
+        </w:rPr>
+      </w:pPr>
+      <w:r>
+        <w:rPr>
+          <w:rStyle w:val="HTMLCode"/>
+        </w:rPr>
+        <w:t xml:space="preserve">     /   \</w:t>
+      </w:r>
+    </w:p>
+    <w:p>
+      <w:pPr>
+        <w:pStyle w:val="HTMLPreformatted"/>
+        <w:rPr>
+          <w:rStyle w:val="HTMLCode"/>
+        </w:rPr>
+      </w:pPr>
+      <w:r>
+        <w:rPr>
+          <w:rStyle w:val="HTMLCode"/>
+        </w:rPr>
+        <w:t xml:space="preserve">   10     20</w:t>
+      </w:r>
+    </w:p>
+    <w:p>
+      <w:pPr>
+        <w:pStyle w:val="NormalWeb"/>
+      </w:pPr>
+      <w:r>
+        <w:t>Compare</w:t>
+      </w:r>
+    </w:p>
+    <w:p>
+      <w:pPr>
+        <w:pStyle w:val="HTMLPreformatted"/>
+        <w:rPr>
+          <w:rStyle w:val="HTMLCode"/>
+        </w:rPr>
+      </w:pPr>
+      <w:r>
+        <w:rPr>
+          <w:rStyle w:val="HTMLCode"/>
+        </w:rPr>
+        <w:lastRenderedPageBreak/>
+        <w:t>compare(20,30)</w:t>
+      </w:r>
+    </w:p>
+    <w:p>
+      <w:pPr>
+        <w:pStyle w:val="HTMLPreformatted"/>
+        <w:rPr>
+          <w:rStyle w:val="HTMLCode"/>
+        </w:rPr>
+      </w:pPr>
+    </w:p>
+    <w:p>
+      <w:pPr>
+        <w:pStyle w:val="HTMLPreformatted"/>
+        <w:rPr>
+          <w:rStyle w:val="HTMLCode"/>
+        </w:rPr>
+      </w:pPr>
+      <w:r>
+        <w:rPr>
+          <w:rStyle w:val="HTMLCode"/>
+        </w:rPr>
+        <w:t>↓</w:t>
+      </w:r>
+    </w:p>
+    <w:p>
+      <w:pPr>
+        <w:pStyle w:val="HTMLPreformatted"/>
+        <w:rPr>
+          <w:rStyle w:val="HTMLCode"/>
+        </w:rPr>
+      </w:pPr>
+    </w:p>
+    <w:p>
+      <w:pPr>
+        <w:pStyle w:val="HTMLPreformatted"/>
+        <w:rPr>
+          <w:rStyle w:val="HTMLCode"/>
+        </w:rPr>
+      </w:pPr>
+      <w:r>
+        <w:rPr>
+          <w:rStyle w:val="HTMLCode"/>
+        </w:rPr>
+        <w:t>30 higher priority</w:t>
+      </w:r>
+    </w:p>
+    <w:p>
+      <w:pPr>
+        <w:pStyle w:val="HTMLPreformatted"/>
+        <w:rPr>
+          <w:rStyle w:val="HTMLCode"/>
+        </w:rPr>
+      </w:pPr>
+    </w:p>
+    <w:p>
+      <w:pPr>
+        <w:pStyle w:val="HTMLPreformatted"/>
+        <w:rPr>
+          <w:rStyle w:val="HTMLCode"/>
+        </w:rPr>
+      </w:pPr>
+      <w:r>
+        <w:rPr>
+          <w:rStyle w:val="HTMLCode"/>
+        </w:rPr>
+        <w:t>↓</w:t>
+      </w:r>
+    </w:p>
+    <w:p>
+      <w:pPr>
+        <w:pStyle w:val="HTMLPreformatted"/>
+        <w:rPr>
+          <w:rStyle w:val="HTMLCode"/>
+        </w:rPr>
+      </w:pPr>
+    </w:p>
+    <w:p>
+      <w:pPr>
+        <w:pStyle w:val="HTMLPreformatted"/>
+        <w:rPr>
+          <w:rStyle w:val="HTMLCode"/>
+        </w:rPr>
+      </w:pPr>
+      <w:r>
+        <w:rPr>
+          <w:rStyle w:val="HTMLCode"/>
+        </w:rPr>
+        <w:t>No Swap</w:t>
+      </w:r>
+    </w:p>
+    <w:p>
+      <w:r>
+        <w:pict>
+          <v:rect id="_x0000_i1073" style="width:0;height:1.5pt" o:hralign="center" o:hrstd="t" o:hr="t" fillcolor="#a0a0a0" stroked="f"/>
+        </w:pict>
+      </w:r>
+    </w:p>
+    <w:p>
+      <w:pPr>
+        <w:pStyle w:val="Heading2"/>
+      </w:pPr>
+      <w:r>
+        <w:t>offer(40)</w:t>
+      </w:r>
+    </w:p>
+    <w:p>
+      <w:pPr>
+        <w:pStyle w:val="NormalWeb"/>
+      </w:pPr>
+      <w:r>
+        <w:t>Insert</w:t>
+      </w:r>
+    </w:p>
+    <w:p>
+      <w:pPr>
+        <w:pStyle w:val="HTMLPreformatted"/>
+        <w:rPr>
+          <w:rStyle w:val="HTMLCode"/>
+        </w:rPr>
+      </w:pPr>
+      <w:r>
+        <w:rPr>
+          <w:rStyle w:val="HTMLCode"/>
+        </w:rPr>
+        <w:t xml:space="preserve">        30</w:t>
+      </w:r>
+    </w:p>
+    <w:p>
+      <w:pPr>
+        <w:pStyle w:val="HTMLPreformatted"/>
+        <w:rPr>
+          <w:rStyle w:val="HTMLCode"/>
+        </w:rPr>
+      </w:pPr>
+      <w:r>
+        <w:rPr>
+          <w:rStyle w:val="HTMLCode"/>
+        </w:rPr>
+        <w:t xml:space="preserve">      /     \</w:t>
+      </w:r>
+    </w:p>
+    <w:p>
+      <w:pPr>
+        <w:pStyle w:val="HTMLPreformatted"/>
+        <w:rPr>
+          <w:rStyle w:val="HTMLCode"/>
+        </w:rPr>
+      </w:pPr>
+      <w:r>
+        <w:rPr>
+          <w:rStyle w:val="HTMLCode"/>
+        </w:rPr>
+        <w:t xml:space="preserve">    10       20</w:t>
+      </w:r>
+    </w:p>
+    <w:p>
+      <w:pPr>
+        <w:pStyle w:val="HTMLPreformatted"/>
+        <w:rPr>
+          <w:rStyle w:val="HTMLCode"/>
+        </w:rPr>
+      </w:pPr>
+      <w:r>
+        <w:rPr>
+          <w:rStyle w:val="HTMLCode"/>
+        </w:rPr>
+        <w:t xml:space="preserve">   /</w:t>
+      </w:r>
+    </w:p>
+    <w:p>
+      <w:pPr>
+        <w:pStyle w:val="HTMLPreformatted"/>
+        <w:rPr>
+          <w:rStyle w:val="HTMLCode"/>
+        </w:rPr>
+      </w:pPr>
+      <w:r>
+        <w:rPr>
+          <w:rStyle w:val="HTMLCode"/>
+        </w:rPr>
+        <w:t xml:space="preserve"> 40</w:t>
+      </w:r>
+    </w:p>
+    <w:p>
+      <w:pPr>
+        <w:pStyle w:val="NormalWeb"/>
+      </w:pPr>
+      <w:r>
+        <w:t>Compare</w:t>
+      </w:r>
+    </w:p>
+    <w:p>
+      <w:pPr>
+        <w:pStyle w:val="HTMLPreformatted"/>
+        <w:rPr>
+          <w:rStyle w:val="HTMLCode"/>
+        </w:rPr>
+      </w:pPr>
+      <w:r>
+        <w:rPr>
+          <w:rStyle w:val="HTMLCode"/>
+        </w:rPr>
+        <w:t>compare(40,10)</w:t>
+      </w:r>
+    </w:p>
+    <w:p>
+      <w:pPr>
+        <w:pStyle w:val="HTMLPreformatted"/>
+        <w:rPr>
+          <w:rStyle w:val="HTMLCode"/>
+        </w:rPr>
+      </w:pPr>
+    </w:p>
+    <w:p>
+      <w:pPr>
+        <w:pStyle w:val="HTMLPreformatted"/>
+        <w:rPr>
+          <w:rStyle w:val="HTMLCode"/>
+        </w:rPr>
+      </w:pPr>
+      <w:r>
+        <w:rPr>
+          <w:rStyle w:val="HTMLCode"/>
+        </w:rPr>
+        <w:t>↓</w:t>
+      </w:r>
+    </w:p>
+    <w:p>
+      <w:pPr>
+        <w:pStyle w:val="HTMLPreformatted"/>
+        <w:rPr>
+          <w:rStyle w:val="HTMLCode"/>
+        </w:rPr>
+      </w:pPr>
+    </w:p>
+    <w:p>
+      <w:pPr>
+        <w:pStyle w:val="HTMLPreformatted"/>
+        <w:rPr>
+          <w:rStyle w:val="HTMLCode"/>
+        </w:rPr>
+      </w:pPr>
+      <w:r>
+        <w:rPr>
+          <w:rStyle w:val="HTMLCode"/>
+        </w:rPr>
+        <w:t>40 higher priority</w:t>
+      </w:r>
+    </w:p>
+    <w:p>
+      <w:pPr>
+        <w:pStyle w:val="HTMLPreformatted"/>
+        <w:rPr>
+          <w:rStyle w:val="HTMLCode"/>
+        </w:rPr>
+      </w:pPr>
+    </w:p>
+    <w:p>
+      <w:pPr>
+        <w:pStyle w:val="HTMLPreformatted"/>
+        <w:rPr>
+          <w:rStyle w:val="HTMLCode"/>
+        </w:rPr>
+      </w:pPr>
+      <w:r>
+        <w:rPr>
+          <w:rStyle w:val="HTMLCode"/>
+        </w:rPr>
+        <w:t>↓</w:t>
+      </w:r>
+    </w:p>
+    <w:p>
+      <w:pPr>
+        <w:pStyle w:val="HTMLPreformatted"/>
+        <w:rPr>
+          <w:rStyle w:val="HTMLCode"/>
+        </w:rPr>
+      </w:pPr>
+    </w:p>
+    <w:p>
+      <w:pPr>
+        <w:pStyle w:val="HTMLPreformatted"/>
+        <w:rPr>
+          <w:rStyle w:val="HTMLCode"/>
+        </w:rPr>
+      </w:pPr>
+      <w:r>
+        <w:rPr>
+          <w:rStyle w:val="HTMLCode"/>
+        </w:rPr>
+        <w:t>Swap</w:t>
+      </w:r>
+    </w:p>
+    <w:p>
+      <w:pPr>
+        <w:pStyle w:val="HTMLPreformatted"/>
+        <w:rPr>
+          <w:rStyle w:val="HTMLCode"/>
+        </w:rPr>
+      </w:pPr>
+      <w:r>
+        <w:rPr>
+          <w:rStyle w:val="HTMLCode"/>
+        </w:rPr>
+        <w:t xml:space="preserve">       30</w:t>
+      </w:r>
+    </w:p>
+    <w:p>
+      <w:pPr>
+        <w:pStyle w:val="HTMLPreformatted"/>
+        <w:rPr>
+          <w:rStyle w:val="HTMLCode"/>
+        </w:rPr>
+      </w:pPr>
+      <w:r>
+        <w:rPr>
+          <w:rStyle w:val="HTMLCode"/>
+        </w:rPr>
+        <w:t xml:space="preserve">      /    \</w:t>
+      </w:r>
+    </w:p>
+    <w:p>
+      <w:pPr>
+        <w:pStyle w:val="HTMLPreformatted"/>
+        <w:rPr>
+          <w:rStyle w:val="HTMLCode"/>
+        </w:rPr>
+      </w:pPr>
+      <w:r>
+        <w:rPr>
+          <w:rStyle w:val="HTMLCode"/>
+        </w:rPr>
+        <w:t xml:space="preserve">    40      20</w:t>
+      </w:r>
+    </w:p>
+    <w:p>
+      <w:pPr>
+        <w:pStyle w:val="HTMLPreformatted"/>
+        <w:rPr>
+          <w:rStyle w:val="HTMLCode"/>
+        </w:rPr>
+      </w:pPr>
+      <w:r>
+        <w:rPr>
+          <w:rStyle w:val="HTMLCode"/>
+        </w:rPr>
+        <w:t xml:space="preserve">   /</w:t>
+      </w:r>
+    </w:p>
+    <w:p>
+      <w:pPr>
+        <w:pStyle w:val="HTMLPreformatted"/>
+        <w:rPr>
+          <w:rStyle w:val="HTMLCode"/>
+        </w:rPr>
+      </w:pPr>
+      <w:r>
+        <w:rPr>
+          <w:rStyle w:val="HTMLCode"/>
+        </w:rPr>
+        <w:t xml:space="preserve"> 10</w:t>
+      </w:r>
+    </w:p>
+    <w:p>
+      <w:pPr>
+        <w:pStyle w:val="NormalWeb"/>
+      </w:pPr>
+      <w:r>
+        <w:t>Again</w:t>
+      </w:r>
+    </w:p>
+    <w:p>
+      <w:pPr>
+        <w:pStyle w:val="HTMLPreformatted"/>
+        <w:rPr>
+          <w:rStyle w:val="HTMLCode"/>
+        </w:rPr>
+      </w:pPr>
+      <w:r>
+        <w:rPr>
+          <w:rStyle w:val="HTMLCode"/>
+        </w:rPr>
+        <w:t>compare(40,30)</w:t>
+      </w:r>
+    </w:p>
+    <w:p>
+      <w:pPr>
+        <w:pStyle w:val="HTMLPreformatted"/>
+        <w:rPr>
+          <w:rStyle w:val="HTMLCode"/>
+        </w:rPr>
+      </w:pPr>
+    </w:p>
+    <w:p>
+      <w:pPr>
+        <w:pStyle w:val="HTMLPreformatted"/>
+        <w:rPr>
+          <w:rStyle w:val="HTMLCode"/>
+        </w:rPr>
+      </w:pPr>
+      <w:r>
+        <w:rPr>
+          <w:rStyle w:val="HTMLCode"/>
+        </w:rPr>
+        <w:t>↓</w:t>
+      </w:r>
+    </w:p>
+    <w:p>
+      <w:pPr>
+        <w:pStyle w:val="HTMLPreformatted"/>
+        <w:rPr>
+          <w:rStyle w:val="HTMLCode"/>
+        </w:rPr>
+      </w:pPr>
+    </w:p>
+    <w:p>
+      <w:pPr>
+        <w:pStyle w:val="HTMLPreformatted"/>
+        <w:rPr>
+          <w:rStyle w:val="HTMLCode"/>
+        </w:rPr>
+      </w:pPr>
+      <w:r>
+        <w:rPr>
+          <w:rStyle w:val="HTMLCode"/>
+        </w:rPr>
+        <w:lastRenderedPageBreak/>
+        <w:t>40 higher priority</w:t>
+      </w:r>
+    </w:p>
+    <w:p>
+      <w:pPr>
+        <w:pStyle w:val="HTMLPreformatted"/>
+        <w:rPr>
+          <w:rStyle w:val="HTMLCode"/>
+        </w:rPr>
+      </w:pPr>
+    </w:p>
+    <w:p>
+      <w:pPr>
+        <w:pStyle w:val="HTMLPreformatted"/>
+        <w:rPr>
+          <w:rStyle w:val="HTMLCode"/>
+        </w:rPr>
+      </w:pPr>
+      <w:r>
+        <w:rPr>
+          <w:rStyle w:val="HTMLCode"/>
+        </w:rPr>
+        <w:t>↓</w:t>
+      </w:r>
+    </w:p>
+    <w:p>
+      <w:pPr>
+        <w:pStyle w:val="HTMLPreformatted"/>
+        <w:rPr>
+          <w:rStyle w:val="HTMLCode"/>
+        </w:rPr>
+      </w:pPr>
+    </w:p>
+    <w:p>
+      <w:pPr>
+        <w:pStyle w:val="HTMLPreformatted"/>
+        <w:rPr>
+          <w:rStyle w:val="HTMLCode"/>
+        </w:rPr>
+      </w:pPr>
+      <w:r>
+        <w:rPr>
+          <w:rStyle w:val="HTMLCode"/>
+        </w:rPr>
+        <w:t>Swap</w:t>
+      </w:r>
+    </w:p>
+    <w:p>
+      <w:pPr>
+        <w:pStyle w:val="NormalWeb"/>
+      </w:pPr>
+      <w:r>
+        <w:t>Final</w:t>
+      </w:r>
+    </w:p>
+    <w:p>
+      <w:pPr>
+        <w:pStyle w:val="HTMLPreformatted"/>
+        <w:rPr>
+          <w:rStyle w:val="HTMLCode"/>
+        </w:rPr>
+      </w:pPr>
+      <w:r>
+        <w:rPr>
+          <w:rStyle w:val="HTMLCode"/>
+        </w:rPr>
+        <w:t xml:space="preserve">       40</w:t>
+      </w:r>
+    </w:p>
+    <w:p>
+      <w:pPr>
+        <w:pStyle w:val="HTMLPreformatted"/>
+        <w:rPr>
+          <w:rStyle w:val="HTMLCode"/>
+        </w:rPr>
+      </w:pPr>
+      <w:r>
+        <w:rPr>
+          <w:rStyle w:val="HTMLCode"/>
+        </w:rPr>
+        <w:t xml:space="preserve">      /    \</w:t>
+      </w:r>
+    </w:p>
+    <w:p>
+      <w:pPr>
+        <w:pStyle w:val="HTMLPreformatted"/>
+        <w:rPr>
+          <w:rStyle w:val="HTMLCode"/>
+        </w:rPr>
+      </w:pPr>
+      <w:r>
+        <w:rPr>
+          <w:rStyle w:val="HTMLCode"/>
+        </w:rPr>
+        <w:t xml:space="preserve">    30      20</w:t>
+      </w:r>
+    </w:p>
+    <w:p>
+      <w:pPr>
+        <w:pStyle w:val="HTMLPreformatted"/>
+        <w:rPr>
+          <w:rStyle w:val="HTMLCode"/>
+        </w:rPr>
+      </w:pPr>
+      <w:r>
+        <w:rPr>
+          <w:rStyle w:val="HTMLCode"/>
+        </w:rPr>
+        <w:t xml:space="preserve">   /</w:t>
+      </w:r>
+    </w:p>
+    <w:p>
+      <w:pPr>
+        <w:pStyle w:val="HTMLPreformatted"/>
+        <w:rPr>
+          <w:rStyle w:val="HTMLCode"/>
+        </w:rPr>
+      </w:pPr>
+      <w:r>
+        <w:rPr>
+          <w:rStyle w:val="HTMLCode"/>
+        </w:rPr>
+        <w:t xml:space="preserve"> 10</w:t>
+      </w:r>
+    </w:p>
+    <w:p>
+      <w:r>
+        <w:pict>
+          <v:rect id="_x0000_i1074" style="width:0;height:1.5pt" o:hralign="center" o:hrstd="t" o:hr="t" fillcolor="#a0a0a0" stroked="f"/>
+        </w:pict>
+      </w:r>
+    </w:p>
+    <w:p>
+      <w:pPr>
+        <w:pStyle w:val="Heading1"/>
+      </w:pPr>
+      <w:r>
+        <w:t>poll()</w:t>
+      </w:r>
+    </w:p>
+    <w:p>
+      <w:pPr>
+        <w:pStyle w:val="NormalWeb"/>
+      </w:pPr>
+      <w:r>
+        <w:t>Remove</w:t>
+      </w:r>
+    </w:p>
+    <w:p>
+      <w:pPr>
+        <w:pStyle w:val="HTMLPreformatted"/>
+        <w:rPr>
+          <w:rStyle w:val="HTMLCode"/>
+        </w:rPr>
+      </w:pPr>
+      <w:r>
+        <w:rPr>
+          <w:rStyle w:val="HTMLCode"/>
+        </w:rPr>
+        <w:t>40</w:t>
+      </w:r>
+    </w:p>
+    <w:p>
+      <w:pPr>
+        <w:pStyle w:val="NormalWeb"/>
+      </w:pPr>
+      <w:r>
+        <w:t>Move last</w:t>
+      </w:r>
+    </w:p>
+    <w:p>
+      <w:pPr>
+        <w:pStyle w:val="HTMLPreformatted"/>
+        <w:rPr>
+          <w:rStyle w:val="HTMLCode"/>
+        </w:rPr>
+      </w:pPr>
+      <w:r>
+        <w:rPr>
+          <w:rStyle w:val="HTMLCode"/>
+        </w:rPr>
+        <w:t xml:space="preserve">      10</w:t>
+      </w:r>
+    </w:p>
+    <w:p>
+      <w:pPr>
+        <w:pStyle w:val="HTMLPreformatted"/>
+        <w:rPr>
+          <w:rStyle w:val="HTMLCode"/>
+        </w:rPr>
+      </w:pPr>
+      <w:r>
+        <w:rPr>
+          <w:rStyle w:val="HTMLCode"/>
+        </w:rPr>
+        <w:t xml:space="preserve">     /   \</w:t>
+      </w:r>
+    </w:p>
+    <w:p>
+      <w:pPr>
+        <w:pStyle w:val="HTMLPreformatted"/>
+        <w:rPr>
+          <w:rStyle w:val="HTMLCode"/>
+        </w:rPr>
+      </w:pPr>
+      <w:r>
+        <w:rPr>
+          <w:rStyle w:val="HTMLCode"/>
+        </w:rPr>
+        <w:t xml:space="preserve">   30     20</w:t>
+      </w:r>
+    </w:p>
+    <w:p>
+      <w:pPr>
+        <w:pStyle w:val="NormalWeb"/>
+      </w:pPr>
+      <w:r>
+        <w:t>Children</w:t>
+      </w:r>
+    </w:p>
+    <w:p>
+      <w:pPr>
+        <w:pStyle w:val="HTMLPreformatted"/>
+        <w:rPr>
+          <w:rStyle w:val="HTMLCode"/>
+        </w:rPr>
+      </w:pPr>
+      <w:r>
+        <w:rPr>
+          <w:rStyle w:val="HTMLCode"/>
+        </w:rPr>
+        <w:t>30</w:t>
+      </w:r>
+    </w:p>
+    <w:p>
+      <w:pPr>
+        <w:pStyle w:val="HTMLPreformatted"/>
+        <w:rPr>
+          <w:rStyle w:val="HTMLCode"/>
+        </w:rPr>
+      </w:pPr>
+    </w:p>
+    <w:p>
+      <w:pPr>
+        <w:pStyle w:val="HTMLPreformatted"/>
+        <w:rPr>
+          <w:rStyle w:val="HTMLCode"/>
+        </w:rPr>
+      </w:pPr>
+      <w:r>
+        <w:rPr>
+          <w:rStyle w:val="HTMLCode"/>
+        </w:rPr>
+        <w:t>20</w:t>
+      </w:r>
+    </w:p>
+    <w:p>
+      <w:pPr>
+        <w:pStyle w:val="NormalWeb"/>
+      </w:pPr>
+      <w:r>
+        <w:t>Comparator says</w:t>
+      </w:r>
+    </w:p>
+    <w:p>
+      <w:pPr>
+        <w:pStyle w:val="HTMLPreformatted"/>
+        <w:rPr>
+          <w:rStyle w:val="HTMLCode"/>
+        </w:rPr>
+      </w:pPr>
+      <w:r>
+        <w:rPr>
+          <w:rStyle w:val="HTMLCode"/>
+        </w:rPr>
+        <w:t>30 has higher priority</w:t>
+      </w:r>
+    </w:p>
+    <w:p>
+      <w:pPr>
+        <w:pStyle w:val="NormalWeb"/>
+      </w:pPr>
+      <w:r>
+        <w:t>Swap</w:t>
+      </w:r>
+    </w:p>
+    <w:p>
+      <w:pPr>
+        <w:pStyle w:val="HTMLPreformatted"/>
+        <w:rPr>
+          <w:rStyle w:val="HTMLCode"/>
+        </w:rPr>
+      </w:pPr>
+      <w:r>
+        <w:rPr>
+          <w:rStyle w:val="HTMLCode"/>
+        </w:rPr>
+        <w:t xml:space="preserve">      30</w:t>
+      </w:r>
+    </w:p>
+    <w:p>
+      <w:pPr>
+        <w:pStyle w:val="HTMLPreformatted"/>
+        <w:rPr>
+          <w:rStyle w:val="HTMLCode"/>
+        </w:rPr>
+      </w:pPr>
+      <w:r>
+        <w:rPr>
+          <w:rStyle w:val="HTMLCode"/>
+        </w:rPr>
+        <w:t xml:space="preserve">     /   \</w:t>
+      </w:r>
+    </w:p>
+    <w:p>
+      <w:pPr>
+        <w:pStyle w:val="HTMLPreformatted"/>
+        <w:rPr>
+          <w:rStyle w:val="HTMLCode"/>
+        </w:rPr>
+      </w:pPr>
+      <w:r>
+        <w:rPr>
+          <w:rStyle w:val="HTMLCode"/>
+        </w:rPr>
+        <w:lastRenderedPageBreak/>
+        <w:t xml:space="preserve">   10     20</w:t>
+      </w:r>
+    </w:p>
+    <w:p>
+      <w:pPr>
+        <w:pStyle w:val="NormalWeb"/>
+      </w:pPr>
+      <w:r>
+        <w:t>Done.</w:t>
+      </w:r>
+    </w:p>
+    <w:p>
+      <w:r>
+        <w:pict>
+          <v:rect id="_x0000_i1075" style="width:0;height:1.5pt" o:hralign="center" o:hrstd="t" o:hr="t" fillcolor="#a0a0a0" stroked="f"/>
+        </w:pict>
+      </w:r>
+    </w:p>
+    <w:p>
+      <w:pPr>
+        <w:pStyle w:val="Heading1"/>
+      </w:pPr>
+      <w:r>
+        <w:t>Internal Difference</w:t>
+      </w:r>
+    </w:p>
+    <w:p>
+      <w:pPr>
+        <w:pStyle w:val="Heading3"/>
+      </w:pPr>
+      <w:r>
+        <w:t>Natural Ordering</w:t>
+      </w:r>
+    </w:p>
+    <w:p>
+      <w:pPr>
+        <w:pStyle w:val="HTMLPreformatted"/>
+        <w:rPr>
+          <w:rStyle w:val="HTMLCode"/>
+        </w:rPr>
+      </w:pPr>
+      <w:r>
+        <w:rPr>
+          <w:rStyle w:val="HTMLCode"/>
+        </w:rPr>
+        <w:t>offer()</w:t>
+      </w:r>
+    </w:p>
+    <w:p>
+      <w:pPr>
+        <w:pStyle w:val="HTMLPreformatted"/>
+        <w:rPr>
+          <w:rStyle w:val="HTMLCode"/>
+        </w:rPr>
+      </w:pPr>
+    </w:p>
+    <w:p>
+      <w:pPr>
+        <w:pStyle w:val="HTMLPreformatted"/>
+        <w:rPr>
+          <w:rStyle w:val="HTMLCode"/>
+        </w:rPr>
+      </w:pPr>
+      <w:r>
+        <w:rPr>
+          <w:rStyle w:val="HTMLCode"/>
+        </w:rPr>
+        <w:t>↓</w:t>
+      </w:r>
+    </w:p>
+    <w:p>
+      <w:pPr>
+        <w:pStyle w:val="HTMLPreformatted"/>
+        <w:rPr>
+          <w:rStyle w:val="HTMLCode"/>
+        </w:rPr>
+      </w:pPr>
+    </w:p>
+    <w:p>
+      <w:pPr>
+        <w:pStyle w:val="HTMLPreformatted"/>
+        <w:rPr>
+          <w:rStyle w:val="HTMLCode"/>
+        </w:rPr>
+      </w:pPr>
+      <w:r>
+        <w:rPr>
+          <w:rStyle w:val="HTMLCode"/>
+        </w:rPr>
+        <w:t>Heapify Up</w:t>
+      </w:r>
+    </w:p>
+    <w:p>
+      <w:pPr>
+        <w:pStyle w:val="HTMLPreformatted"/>
+        <w:rPr>
+          <w:rStyle w:val="HTMLCode"/>
+        </w:rPr>
+      </w:pPr>
+    </w:p>
+    <w:p>
+      <w:pPr>
+        <w:pStyle w:val="HTMLPreformatted"/>
+        <w:rPr>
+          <w:rStyle w:val="HTMLCode"/>
+        </w:rPr>
+      </w:pPr>
+      <w:r>
+        <w:rPr>
+          <w:rStyle w:val="HTMLCode"/>
+        </w:rPr>
+        <w:t>↓</w:t>
+      </w:r>
+    </w:p>
+    <w:p>
+      <w:pPr>
+        <w:pStyle w:val="HTMLPreformatted"/>
+        <w:rPr>
+          <w:rStyle w:val="HTMLCode"/>
+        </w:rPr>
+      </w:pPr>
+    </w:p>
+    <w:p>
+      <w:pPr>
+        <w:pStyle w:val="HTMLPreformatted"/>
+        <w:rPr>
+          <w:rStyle w:val="HTMLCode"/>
+        </w:rPr>
+      </w:pPr>
+      <w:r>
+        <w:rPr>
+          <w:rStyle w:val="HTMLCode"/>
+        </w:rPr>
+        <w:t>compareTo()</w:t>
+      </w:r>
+    </w:p>
+    <w:p>
+      <w:pPr>
+        <w:pStyle w:val="HTMLPreformatted"/>
+        <w:rPr>
+          <w:rStyle w:val="HTMLCode"/>
+        </w:rPr>
+      </w:pPr>
+    </w:p>
+    <w:p>
+      <w:pPr>
+        <w:pStyle w:val="HTMLPreformatted"/>
+        <w:rPr>
+          <w:rStyle w:val="HTMLCode"/>
+        </w:rPr>
+      </w:pPr>
+      <w:r>
+        <w:rPr>
+          <w:rStyle w:val="HTMLCode"/>
+        </w:rPr>
+        <w:t>↓</w:t>
+      </w:r>
+    </w:p>
+    <w:p>
+      <w:pPr>
+        <w:pStyle w:val="HTMLPreformatted"/>
+        <w:rPr>
+          <w:rStyle w:val="HTMLCode"/>
+        </w:rPr>
+      </w:pPr>
+    </w:p>
+    <w:p>
+      <w:pPr>
+        <w:pStyle w:val="HTMLPreformatted"/>
+        <w:rPr>
+          <w:rStyle w:val="HTMLCode"/>
+        </w:rPr>
+      </w:pPr>
+      <w:r>
+        <w:rPr>
+          <w:rStyle w:val="HTMLCode"/>
+        </w:rPr>
+        <w:t>Swap if smaller</w:t>
+      </w:r>
+    </w:p>
+    <w:p>
+      <w:pPr>
+        <w:pStyle w:val="HTMLPreformatted"/>
+        <w:rPr>
+          <w:rStyle w:val="HTMLCode"/>
+        </w:rPr>
+      </w:pPr>
+      <w:r>
+        <w:rPr>
+          <w:rStyle w:val="HTMLCode"/>
+        </w:rPr>
+        <w:t>poll()</w:t>
+      </w:r>
+    </w:p>
+    <w:p>
+      <w:pPr>
+        <w:pStyle w:val="HTMLPreformatted"/>
+        <w:rPr>
+          <w:rStyle w:val="HTMLCode"/>
+        </w:rPr>
+      </w:pPr>
+    </w:p>
+    <w:p>
+      <w:pPr>
+        <w:pStyle w:val="HTMLPreformatted"/>
+        <w:rPr>
+          <w:rStyle w:val="HTMLCode"/>
+        </w:rPr>
+      </w:pPr>
+      <w:r>
+        <w:rPr>
+          <w:rStyle w:val="HTMLCode"/>
+        </w:rPr>
+        <w:t>↓</w:t>
+      </w:r>
+    </w:p>
+    <w:p>
+      <w:pPr>
+        <w:pStyle w:val="HTMLPreformatted"/>
+        <w:rPr>
+          <w:rStyle w:val="HTMLCode"/>
+        </w:rPr>
+      </w:pPr>
+    </w:p>
+    <w:p>
+      <w:pPr>
+        <w:pStyle w:val="HTMLPreformatted"/>
+        <w:rPr>
+          <w:rStyle w:val="HTMLCode"/>
+        </w:rPr>
+      </w:pPr>
+      <w:r>
+        <w:rPr>
+          <w:rStyle w:val="HTMLCode"/>
+        </w:rPr>
+        <w:t>Heapify Down</w:t>
+      </w:r>
+    </w:p>
+    <w:p>
+      <w:pPr>
+        <w:pStyle w:val="HTMLPreformatted"/>
+        <w:rPr>
+          <w:rStyle w:val="HTMLCode"/>
+        </w:rPr>
+      </w:pPr>
+    </w:p>
+    <w:p>
+      <w:pPr>
+        <w:pStyle w:val="HTMLPreformatted"/>
+        <w:rPr>
+          <w:rStyle w:val="HTMLCode"/>
+        </w:rPr>
+      </w:pPr>
+      <w:r>
+        <w:rPr>
+          <w:rStyle w:val="HTMLCode"/>
+        </w:rPr>
+        <w:t>↓</w:t>
+      </w:r>
+    </w:p>
+    <w:p>
+      <w:pPr>
+        <w:pStyle w:val="HTMLPreformatted"/>
+        <w:rPr>
+          <w:rStyle w:val="HTMLCode"/>
+        </w:rPr>
+      </w:pPr>
+    </w:p>
+    <w:p>
+      <w:pPr>
+        <w:pStyle w:val="HTMLPreformatted"/>
+        <w:rPr>
+          <w:rStyle w:val="HTMLCode"/>
+        </w:rPr>
+      </w:pPr>
+      <w:r>
+        <w:rPr>
+          <w:rStyle w:val="HTMLCode"/>
+        </w:rPr>
+        <w:t>compareTo()</w:t>
+      </w:r>
+    </w:p>
+    <w:p>
+      <w:pPr>
+        <w:pStyle w:val="HTMLPreformatted"/>
+        <w:rPr>
+          <w:rStyle w:val="HTMLCode"/>
+        </w:rPr>
+      </w:pPr>
+    </w:p>
+    <w:p>
+      <w:pPr>
+        <w:pStyle w:val="HTMLPreformatted"/>
+        <w:rPr>
+          <w:rStyle w:val="HTMLCode"/>
+        </w:rPr>
+      </w:pPr>
+      <w:r>
+        <w:rPr>
+          <w:rStyle w:val="HTMLCode"/>
+        </w:rPr>
+        <w:t>↓</w:t>
+      </w:r>
+    </w:p>
+    <w:p>
+      <w:pPr>
+        <w:pStyle w:val="HTMLPreformatted"/>
+        <w:rPr>
+          <w:rStyle w:val="HTMLCode"/>
+        </w:rPr>
+      </w:pPr>
+    </w:p>
+    <w:p>
+      <w:pPr>
+        <w:pStyle w:val="HTMLPreformatted"/>
+        <w:rPr>
+          <w:rStyle w:val="HTMLCode"/>
+        </w:rPr>
+      </w:pPr>
+      <w:r>
+        <w:rPr>
+          <w:rStyle w:val="HTMLCode"/>
+        </w:rPr>
+        <w:t>Swap with smaller child</w:t>
+      </w:r>
+    </w:p>
+    <w:p>
+      <w:r>
+        <w:pict>
+          <v:rect id="_x0000_i1076" style="width:0;height:1.5pt" o:hralign="center" o:hrstd="t" o:hr="t" fillcolor="#a0a0a0" stroked="f"/>
+        </w:pict>
+      </w:r>
+    </w:p>
+    <w:p>
+      <w:pPr>
+        <w:pStyle w:val="Heading3"/>
+      </w:pPr>
+      <w:r>
+        <w:t>Comparator</w:t>
+      </w:r>
+    </w:p>
+    <w:p>
+      <w:pPr>
+        <w:pStyle w:val="HTMLPreformatted"/>
+        <w:rPr>
+          <w:rStyle w:val="HTMLCode"/>
+        </w:rPr>
+      </w:pPr>
+      <w:r>
+        <w:rPr>
+          <w:rStyle w:val="HTMLCode"/>
+        </w:rPr>
+        <w:t>offer()</w:t>
+      </w:r>
+    </w:p>
+    <w:p>
+      <w:pPr>
+        <w:pStyle w:val="HTMLPreformatted"/>
+        <w:rPr>
+          <w:rStyle w:val="HTMLCode"/>
+        </w:rPr>
+      </w:pPr>
+    </w:p>
+    <w:p>
+      <w:pPr>
+        <w:pStyle w:val="HTMLPreformatted"/>
+        <w:rPr>
+          <w:rStyle w:val="HTMLCode"/>
+        </w:rPr>
+      </w:pPr>
+      <w:r>
+        <w:rPr>
+          <w:rStyle w:val="HTMLCode"/>
+        </w:rPr>
+        <w:lastRenderedPageBreak/>
+        <w:t>↓</w:t>
+      </w:r>
+    </w:p>
+    <w:p>
+      <w:pPr>
+        <w:pStyle w:val="HTMLPreformatted"/>
+        <w:rPr>
+          <w:rStyle w:val="HTMLCode"/>
+        </w:rPr>
+      </w:pPr>
+    </w:p>
+    <w:p>
+      <w:pPr>
+        <w:pStyle w:val="HTMLPreformatted"/>
+        <w:rPr>
+          <w:rStyle w:val="HTMLCode"/>
+        </w:rPr>
+      </w:pPr>
+      <w:r>
+        <w:rPr>
+          <w:rStyle w:val="HTMLCode"/>
+        </w:rPr>
+        <w:t>Heapify Up</w:t>
+      </w:r>
+    </w:p>
+    <w:p>
+      <w:pPr>
+        <w:pStyle w:val="HTMLPreformatted"/>
+        <w:rPr>
+          <w:rStyle w:val="HTMLCode"/>
+        </w:rPr>
+      </w:pPr>
+    </w:p>
+    <w:p>
+      <w:pPr>
+        <w:pStyle w:val="HTMLPreformatted"/>
+        <w:rPr>
+          <w:rStyle w:val="HTMLCode"/>
+        </w:rPr>
+      </w:pPr>
+      <w:r>
+        <w:rPr>
+          <w:rStyle w:val="HTMLCode"/>
+        </w:rPr>
+        <w:t>↓</w:t>
+      </w:r>
+    </w:p>
+    <w:p>
+      <w:pPr>
+        <w:pStyle w:val="HTMLPreformatted"/>
+        <w:rPr>
+          <w:rStyle w:val="HTMLCode"/>
+        </w:rPr>
+      </w:pPr>
+    </w:p>
+    <w:p>
+      <w:pPr>
+        <w:pStyle w:val="HTMLPreformatted"/>
+        <w:rPr>
+          <w:rStyle w:val="HTMLCode"/>
+        </w:rPr>
+      </w:pPr>
+      <w:r>
+        <w:rPr>
+          <w:rStyle w:val="HTMLCode"/>
+        </w:rPr>
+        <w:t>comparator.compare()</w:t>
+      </w:r>
+    </w:p>
+    <w:p>
+      <w:pPr>
+        <w:pStyle w:val="HTMLPreformatted"/>
+        <w:rPr>
+          <w:rStyle w:val="HTMLCode"/>
+        </w:rPr>
+      </w:pPr>
+    </w:p>
+    <w:p>
+      <w:pPr>
+        <w:pStyle w:val="HTMLPreformatted"/>
+        <w:rPr>
+          <w:rStyle w:val="HTMLCode"/>
+        </w:rPr>
+      </w:pPr>
+      <w:r>
+        <w:rPr>
+          <w:rStyle w:val="HTMLCode"/>
+        </w:rPr>
+        <w:t>↓</w:t>
+      </w:r>
+    </w:p>
+    <w:p>
+      <w:pPr>
+        <w:pStyle w:val="HTMLPreformatted"/>
+        <w:rPr>
+          <w:rStyle w:val="HTMLCode"/>
+        </w:rPr>
+      </w:pPr>
+    </w:p>
+    <w:p>
+      <w:pPr>
+        <w:pStyle w:val="HTMLPreformatted"/>
+        <w:rPr>
+          <w:rStyle w:val="HTMLCode"/>
+        </w:rPr>
+      </w:pPr>
+      <w:r>
+        <w:rPr>
+          <w:rStyle w:val="HTMLCode"/>
+        </w:rPr>
+        <w:t>Swap if comparator says higher priority</w:t>
+      </w:r>
+    </w:p>
+    <w:p>
+      <w:pPr>
+        <w:pStyle w:val="HTMLPreformatted"/>
+        <w:rPr>
+          <w:rStyle w:val="HTMLCode"/>
+        </w:rPr>
+      </w:pPr>
+      <w:r>
+        <w:rPr>
+          <w:rStyle w:val="HTMLCode"/>
+        </w:rPr>
+        <w:t>poll()</w:t>
+      </w:r>
+    </w:p>
+    <w:p>
+      <w:pPr>
+        <w:pStyle w:val="HTMLPreformatted"/>
+        <w:rPr>
+          <w:rStyle w:val="HTMLCode"/>
+        </w:rPr>
+      </w:pPr>
+    </w:p>
+    <w:p>
+      <w:pPr>
+        <w:pStyle w:val="HTMLPreformatted"/>
+        <w:rPr>
+          <w:rStyle w:val="HTMLCode"/>
+        </w:rPr>
+      </w:pPr>
+      <w:r>
+        <w:rPr>
+          <w:rStyle w:val="HTMLCode"/>
+        </w:rPr>
+        <w:t>↓</w:t>
+      </w:r>
+    </w:p>
+    <w:p>
+      <w:pPr>
+        <w:pStyle w:val="HTMLPreformatted"/>
+        <w:rPr>
+          <w:rStyle w:val="HTMLCode"/>
+        </w:rPr>
+      </w:pPr>
+    </w:p>
+    <w:p>
+      <w:pPr>
+        <w:pStyle w:val="HTMLPreformatted"/>
+        <w:rPr>
+          <w:rStyle w:val="HTMLCode"/>
+        </w:rPr>
+      </w:pPr>
+      <w:r>
+        <w:rPr>
+          <w:rStyle w:val="HTMLCode"/>
+        </w:rPr>
+        <w:t>Heapify Down</w:t>
+      </w:r>
+    </w:p>
+    <w:p>
+      <w:pPr>
+        <w:pStyle w:val="HTMLPreformatted"/>
+        <w:rPr>
+          <w:rStyle w:val="HTMLCode"/>
+        </w:rPr>
+      </w:pPr>
+    </w:p>
+    <w:p>
+      <w:pPr>
+        <w:pStyle w:val="HTMLPreformatted"/>
+        <w:rPr>
+          <w:rStyle w:val="HTMLCode"/>
+        </w:rPr>
+      </w:pPr>
+      <w:r>
+        <w:rPr>
+          <w:rStyle w:val="HTMLCode"/>
+        </w:rPr>
+        <w:t>↓</w:t>
+      </w:r>
+    </w:p>
+    <w:p>
+      <w:pPr>
+        <w:pStyle w:val="HTMLPreformatted"/>
+        <w:rPr>
+          <w:rStyle w:val="HTMLCode"/>
+        </w:rPr>
+      </w:pPr>
+    </w:p>
+    <w:p>
+      <w:pPr>
+        <w:pStyle w:val="HTMLPreformatted"/>
+        <w:rPr>
+          <w:rStyle w:val="HTMLCode"/>
+        </w:rPr>
+      </w:pPr>
+      <w:r>
+        <w:rPr>
+          <w:rStyle w:val="HTMLCode"/>
+        </w:rPr>
+        <w:t>comparator.compare()</w:t>
+      </w:r>
+    </w:p>
+    <w:p>
+      <w:pPr>
+        <w:pStyle w:val="HTMLPreformatted"/>
+        <w:rPr>
+          <w:rStyle w:val="HTMLCode"/>
+        </w:rPr>
+      </w:pPr>
+    </w:p>
+    <w:p>
+      <w:pPr>
+        <w:pStyle w:val="HTMLPreformatted"/>
+        <w:rPr>
+          <w:rStyle w:val="HTMLCode"/>
+        </w:rPr>
+      </w:pPr>
+      <w:r>
+        <w:rPr>
+          <w:rStyle w:val="HTMLCode"/>
+        </w:rPr>
+        <w:t>↓</w:t>
+      </w:r>
+    </w:p>
+    <w:p>
+      <w:pPr>
+        <w:pStyle w:val="HTMLPreformatted"/>
+        <w:rPr>
+          <w:rStyle w:val="HTMLCode"/>
+        </w:rPr>
+      </w:pPr>
+    </w:p>
+    <w:p>
+      <w:pPr>
+        <w:pStyle w:val="HTMLPreformatted"/>
+        <w:rPr>
+          <w:rStyle w:val="HTMLCode"/>
+        </w:rPr>
+      </w:pPr>
+      <w:r>
+        <w:rPr>
+          <w:rStyle w:val="HTMLCode"/>
+        </w:rPr>
+        <w:t>Swap with higher-priority child</w:t>
+      </w:r>
+    </w:p>
+    <w:p>
+      <w:r>
+        <w:pict>
+          <v:rect id="_x0000_i1077" style="width:0;height:1.5pt" o:hralign="center" o:hrstd="t" o:hr="t" fillcolor="#a0a0a0" stroked="f"/>
+        </w:pict>
+      </w:r>
+    </w:p>
+    <w:p>
+      <w:pPr>
+        <w:pStyle w:val="Heading1"/>
+      </w:pPr>
+      <w:r>
+        <w:t>Interview Memory Trick</w:t>
+      </w:r>
+    </w:p>
+    <w:tbl>
+      <w:tblPr>
+        <w:tblW w:w="0" w:type="auto"/>
+        <w:tblCellSpacing w:w="15" w:type="dxa"/>
+        <w:tblCellMar>
+          <w:top w:w="15" w:type="dxa"/>
+          <w:left w:w="15" w:type="dxa"/>
+          <w:bottom w:w="15" w:type="dxa"/>
+          <w:right w:w="15" w:type="dxa"/>
+        </w:tblCellMar>
+        <w:tblLook w:val="04A0" w:firstRow="1" w:lastRow="0" w:firstColumn="1" w:lastColumn="0" w:noHBand="0" w:noVBand="1"/>
+      </w:tblPr>
+      <w:tblGrid>
+        <w:gridCol w:w="3002"/>
+        <w:gridCol w:w="4001"/>
+      </w:tblGrid>
+      <w:tr>
+        <w:trPr>
+          <w:tblHeader/>
+          <w:tblCellSpacing w:w="15" w:type="dxa"/>
+        </w:trPr>
+        <w:tc>
+          <w:tcPr>
+            <w:tcW w:w="0" w:type="auto"/>
+            <w:vAlign w:val="center"/>
+            <w:hideMark/>
+          </w:tcPr>
+          <w:p>
+            <w:pPr>
+              <w:jc w:val="center"/>
+              <w:rPr>
+                <w:b/>
+                <w:bCs/>
+                <w:sz w:val="24"/>
+                <w:szCs w:val="24"/>
+              </w:rPr>
+            </w:pPr>
+            <w:r>
+              <w:rPr>
+                <w:b/>
+                <w:bCs/>
+              </w:rPr>
+              <w:t>Natural Ordering</w:t>
+            </w:r>
+          </w:p>
+        </w:tc>
+        <w:tc>
+          <w:tcPr>
+            <w:tcW w:w="0" w:type="auto"/>
+            <w:vAlign w:val="center"/>
+            <w:hideMark/>
+          </w:tcPr>
+          <w:p>
+            <w:pPr>
+              <w:jc w:val="center"/>
+              <w:rPr>
+                <w:b/>
+                <w:bCs/>
+                <w:sz w:val="24"/>
+                <w:szCs w:val="24"/>
+              </w:rPr>
+            </w:pPr>
+            <w:r>
+              <w:rPr>
+                <w:b/>
+                <w:bCs/>
+              </w:rPr>
+              <w:t>Comparator</w:t>
+            </w:r>
+          </w:p>
+        </w:tc>
+      </w:tr>
+      <w:tr>
+        <w:trPr>
+          <w:tblCellSpacing w:w="15" w:type="dxa"/>
+        </w:trPr>
+        <w:tc>
+          <w:tcPr>
+            <w:tcW w:w="0" w:type="auto"/>
+            <w:vAlign w:val="center"/>
+            <w:hideMark/>
+          </w:tcPr>
+          <w:p>
+            <w:pPr>
+              <w:rPr>
+                <w:sz w:val="24"/>
+                <w:szCs w:val="24"/>
+              </w:rPr>
+            </w:pPr>
+            <w:r>
+              <w:t xml:space="preserve">Uses </w:t>
+            </w:r>
+            <w:r>
+              <w:rPr>
+                <w:rStyle w:val="HTMLCode"/>
+                <w:rFonts w:eastAsiaTheme="minorHAnsi"/>
+              </w:rPr>
+              <w:t>compareTo()</w:t>
+            </w:r>
+          </w:p>
+        </w:tc>
+        <w:tc>
+          <w:tcPr>
+            <w:tcW w:w="0" w:type="auto"/>
+            <w:vAlign w:val="center"/>
+            <w:hideMark/>
+          </w:tcPr>
+          <w:p>
+            <w:pPr>
+              <w:rPr>
+                <w:sz w:val="24"/>
+                <w:szCs w:val="24"/>
+              </w:rPr>
+            </w:pPr>
+            <w:r>
+              <w:t xml:space="preserve">Uses </w:t>
+            </w:r>
+            <w:r>
+              <w:rPr>
+                <w:rStyle w:val="HTMLCode"/>
+                <w:rFonts w:eastAsiaTheme="minorHAnsi"/>
+              </w:rPr>
+              <w:t>Comparator.compare()</w:t>
+            </w:r>
+          </w:p>
+        </w:tc>
+      </w:tr>
+      <w:tr>
+        <w:trPr>
+          <w:tblCellSpacing w:w="15" w:type="dxa"/>
+        </w:trPr>
+        <w:tc>
+          <w:tcPr>
+            <w:tcW w:w="0" w:type="auto"/>
+            <w:vAlign w:val="center"/>
+            <w:hideMark/>
+          </w:tcPr>
+          <w:p>
+            <w:pPr>
+              <w:rPr>
+                <w:sz w:val="24"/>
+                <w:szCs w:val="24"/>
+              </w:rPr>
+            </w:pPr>
+            <w:r>
+              <w:t>Smallest element = Highest Priority</w:t>
+            </w:r>
+          </w:p>
+        </w:tc>
+        <w:tc>
+          <w:tcPr>
+            <w:tcW w:w="0" w:type="auto"/>
+            <w:vAlign w:val="center"/>
+            <w:hideMark/>
+          </w:tcPr>
+          <w:p>
+            <w:pPr>
+              <w:rPr>
+                <w:sz w:val="24"/>
+                <w:szCs w:val="24"/>
+              </w:rPr>
+            </w:pPr>
+            <w:r>
+              <w:t>Comparator decides priority</w:t>
+            </w:r>
+          </w:p>
+        </w:tc>
+      </w:tr>
+      <w:tr>
+        <w:trPr>
+          <w:tblCellSpacing w:w="15" w:type="dxa"/>
+        </w:trPr>
+        <w:tc>
+          <w:tcPr>
+            <w:tcW w:w="0" w:type="auto"/>
+            <w:vAlign w:val="center"/>
+            <w:hideMark/>
+          </w:tcPr>
+          <w:p>
+            <w:pPr>
+              <w:rPr>
+                <w:sz w:val="24"/>
+                <w:szCs w:val="24"/>
+              </w:rPr>
+            </w:pPr>
+            <w:r>
+              <w:t>Min Heap</w:t>
+            </w:r>
+          </w:p>
+        </w:tc>
+        <w:tc>
+          <w:tcPr>
+            <w:tcW w:w="0" w:type="auto"/>
+            <w:vAlign w:val="center"/>
+            <w:hideMark/>
+          </w:tcPr>
+          <w:p>
+            <w:pPr>
+              <w:rPr>
+                <w:sz w:val="24"/>
+                <w:szCs w:val="24"/>
+              </w:rPr>
+            </w:pPr>
+            <w:r>
+              <w:t>Still a heap (ordering depends on comparator)</w:t>
+            </w:r>
+          </w:p>
+        </w:tc>
+      </w:tr>
+      <w:tr>
+        <w:trPr>
+          <w:tblCellSpacing w:w="15" w:type="dxa"/>
+        </w:trPr>
+        <w:tc>
+          <w:tcPr>
+            <w:tcW w:w="0" w:type="auto"/>
+            <w:vAlign w:val="center"/>
+            <w:hideMark/>
+          </w:tcPr>
+          <w:p>
+            <w:pPr>
+              <w:rPr>
+                <w:sz w:val="24"/>
+                <w:szCs w:val="24"/>
+              </w:rPr>
+            </w:pPr>
+            <w:r>
+              <w:t>Heapify Up/Down unchanged</w:t>
+            </w:r>
+          </w:p>
+        </w:tc>
+        <w:tc>
+          <w:tcPr>
+            <w:tcW w:w="0" w:type="auto"/>
+            <w:vAlign w:val="center"/>
+            <w:hideMark/>
+          </w:tcPr>
+          <w:p>
+            <w:pPr>
+              <w:rPr>
+                <w:sz w:val="24"/>
+                <w:szCs w:val="24"/>
+              </w:rPr>
+            </w:pPr>
+            <w:r>
+              <w:t>Heapify Up/Down unchanged</w:t>
+            </w:r>
+          </w:p>
+        </w:tc>
+      </w:tr>
+    </w:tbl>
+    <w:p>
+      <w:pPr>
+        <w:pStyle w:val="Heading3"/>
+      </w:pPr>
+      <w:r>
+        <w:lastRenderedPageBreak/>
+        <w:t>⭐ One interview sentence</w:t>
+      </w:r>
+    </w:p>
+    <w:p>
+      <w:pPr>
+        <w:pStyle w:val="NormalWeb"/>
+      </w:pPr>
+      <w:r>
+        <w:rPr>
+          <w:rStyle w:val="Strong"/>
+        </w:rPr>
+        <w:t xml:space="preserve">PriorityQueue always uses heapify up during insertion and heapify down during removal. The heap algorithm never changes. The only difference is the comparison mechanism: by default it uses </w:t>
+      </w:r>
+      <w:r>
+        <w:rPr>
+          <w:rStyle w:val="HTMLCode"/>
+          <w:b/>
+          <w:bCs/>
+        </w:rPr>
+        <w:t>Comparable.compareTo()</w:t>
+      </w:r>
+      <w:r>
+        <w:rPr>
+          <w:rStyle w:val="Strong"/>
+        </w:rPr>
+        <w:t xml:space="preserve"> (natural ordering), while with a custom </w:t>
+      </w:r>
+      <w:r>
+        <w:rPr>
+          <w:rStyle w:val="HTMLCode"/>
+          <w:b/>
+          <w:bCs/>
+        </w:rPr>
+        <w:t>Comparator</w:t>
+      </w:r>
+      <w:r>
+        <w:rPr>
+          <w:rStyle w:val="Strong"/>
+        </w:rPr>
+        <w:t xml:space="preserve"> it uses </w:t>
+      </w:r>
+      <w:r>
+        <w:rPr>
+          <w:rStyle w:val="HTMLCode"/>
+          <w:b/>
+          <w:bCs/>
+        </w:rPr>
+        <w:t>Comparator.compare()</w:t>
+      </w:r>
+      <w:r>
+        <w:rPr>
+          <w:rStyle w:val="Strong"/>
+        </w:rPr>
+        <w:t xml:space="preserve"> to decide which element has higher priority.</w:t>
+      </w:r>
+    </w:p>
+    <w:p>
+      <w:pPr>
+        <w:tabs>
+          <w:tab w:val="left" w:pos="3428"/>
+        </w:tabs>
+        <w:spacing w:before="100" w:beforeAutospacing="1" w:after="100" w:afterAutospacing="1" w:line="240" w:lineRule="auto"/>
+        <w:rPr>
+          <w:rFonts w:ascii="Times New Roman" w:eastAsia="Times New Roman" w:hAnsi="Times New Roman" w:cs="Times New Roman"/>
+          <w:sz w:val="24"/>
+          <w:szCs w:val="24"/>
+          <w:lang w:eastAsia="en-IN"/>
         </w:rPr>
       </w:pPr>
       <w:bookmarkStart w:id="0" w:name="_GoBack"/>
       <w:bookmarkEnd w:id="0"/>
+    </w:p>
+    <w:p>
+      <w:pPr>
+        <w:spacing w:before="100" w:beforeAutospacing="1" w:after="100" w:afterAutospacing="1" w:line="240" w:lineRule="auto"/>
+        <w:rPr>
+          <w:rFonts w:ascii="Times New Roman" w:eastAsia="Times New Roman" w:hAnsi="Times New Roman" w:cs="Times New Roman"/>
+          <w:sz w:val="24"/>
+          <w:szCs w:val="24"/>
+          <w:lang w:eastAsia="en-IN"/>
+        </w:rPr>
+      </w:pPr>
+    </w:p>
+    <w:p>
+      <w:pPr>
+        <w:spacing w:before="100" w:beforeAutospacing="1" w:after="100" w:afterAutospacing="1" w:line="240" w:lineRule="auto"/>
+        <w:rPr>
+          <w:rFonts w:ascii="Times New Roman" w:eastAsia="Times New Roman" w:hAnsi="Times New Roman" w:cs="Times New Roman"/>
+          <w:sz w:val="24"/>
+          <w:szCs w:val="24"/>
+          <w:lang w:eastAsia="en-IN"/>
+        </w:rPr>
+      </w:pPr>
+    </w:p>
+    <w:p>
+      <w:pPr>
+        <w:spacing w:before="100" w:beforeAutospacing="1" w:after="100" w:afterAutospacing="1" w:line="240" w:lineRule="auto"/>
+        <w:rPr>
+          <w:rFonts w:ascii="Times New Roman" w:eastAsia="Times New Roman" w:hAnsi="Times New Roman" w:cs="Times New Roman"/>
+          <w:sz w:val="24"/>
+          <w:szCs w:val="24"/>
+          <w:lang w:eastAsia="en-IN"/>
+        </w:rPr>
+      </w:pPr>
+    </w:p>
+    <w:p>
+      <w:pPr>
+        <w:rPr>
+          <w:sz w:val="20"/>
+          <w:szCs w:val="20"/>
+        </w:rPr>
+      </w:pPr>
     </w:p>
     <w:sectPr>
       <w:pgSz w:w="8641" w:h="12962" w:code="1"/>
